--- a/00-首页/题组Word/第一轮习题集/化学原理/热力学习题集-学生版.docx
+++ b/00-首页/题组Word/第一轮习题集/化学原理/热力学习题集-学生版.docx
@@ -3172,6 +3172,7 @@
     <w:p>
       <w:pPr>
         <w:pStyle w:val="BodyText"/>
+        <w:spacing w:after="80"/>
       </w:pPr>
       <w:r>
         <w:rPr>
@@ -3258,259 +3259,355 @@
         <w:t>。</w:t>
       </w:r>
     </w:p>
-    <w:p>
-      <w:pPr>
-        <w:pStyle w:val="BodyText"/>
-      </w:pPr>
-      <w:r>
-        <w:rPr>
-          <w:rFonts w:hint="eastAsia" w:ascii="Times New Roman" w:hAnsi="Times New Roman" w:eastAsia="FangSong" w:cs="Times New Roman"/>
-        </w:rPr>
-        <w:t xml:space="preserve">脂肪</w:t>
-      </w:r>
-    </w:p>
-    <w:p>
-      <w:pPr>
-        <w:pStyle w:val="BodyText"/>
-      </w:pPr>
-      <w:r>
-        <w:rPr>
-          <w:rFonts w:hint="eastAsia" w:ascii="Times New Roman" w:hAnsi="Times New Roman" w:eastAsia="FangSong" w:cs="Times New Roman"/>
-        </w:rPr>
-        <w:t xml:space="preserve">蛋白质</w:t>
-      </w:r>
-    </w:p>
-    <w:p>
-      <w:pPr>
-        <w:pStyle w:val="BodyText"/>
-      </w:pPr>
-      <w:r>
-        <w:rPr>
-          <w:rFonts w:hint="eastAsia" w:ascii="Times New Roman" w:hAnsi="Times New Roman" w:eastAsia="FangSong" w:cs="Times New Roman"/>
-        </w:rPr>
-        <w:t xml:space="preserve">碳水化合物</w:t>
-      </w:r>
-    </w:p>
-    <w:p>
-      <w:pPr>
-        <w:pStyle w:val="BodyText"/>
-      </w:pPr>
-      <w:r>
-        <w:rPr>
-          <w:rFonts w:hint="eastAsia" w:ascii="Times New Roman" w:hAnsi="Times New Roman" w:eastAsia="FangSong" w:cs="Times New Roman"/>
-        </w:rPr>
-        <w:t xml:space="preserve">水分</w:t>
-      </w:r>
-    </w:p>
-    <w:p>
-      <w:pPr>
-        <w:pStyle w:val="BodyText"/>
-      </w:pPr>
-      <w:r>
-        <w:rPr>
-          <w:rFonts w:hint="eastAsia" w:ascii="Times New Roman" w:hAnsi="Times New Roman" w:eastAsia="FangSong" w:cs="Times New Roman"/>
-        </w:rPr>
-        <w:t xml:space="preserve">质量分数</w:t>
-      </w:r>
-      <w:r>
-        <w:rPr>
-          <w:rFonts w:ascii="Times New Roman" w:hAnsi="Times New Roman" w:eastAsia="Times New Roman" w:cs="Times New Roman"/>
-        </w:rPr>
-        <w:t xml:space="preserve"> </w:t>
-      </w:r>
-      <m:oMath>
-        <m:sSub>
-          <m:e>
-            <m:r>
-              <m:t>w</m:t>
-            </m:r>
-          </m:e>
-          <m:sub>
-            <m:r>
-              <m:t>b</m:t>
-            </m:r>
-          </m:sub>
-        </m:sSub>
-        <m:r>
-          <m:rPr>
-            <m:sty m:val="p"/>
-          </m:rPr>
-          <m:t>/</m:t>
-        </m:r>
-        <m:r>
-          <m:rPr>
-            <m:sty m:val="p"/>
-          </m:rPr>
-          <m:t>(</m:t>
-        </m:r>
-      </m:oMath>
-    </w:p>
-    <w:p>
-      <w:pPr>
-        <w:pStyle w:val="BodyText"/>
-      </w:pPr>
-      <w:r>
-        <w:rPr>
-          <w:rFonts w:ascii="Times New Roman" w:hAnsi="Times New Roman" w:eastAsia="Times New Roman" w:cs="Times New Roman"/>
-        </w:rPr>
-        <w:t xml:space="preserve">17.2</w:t>
-      </w:r>
-    </w:p>
-    <w:p>
-      <w:pPr>
-        <w:pStyle w:val="BodyText"/>
-      </w:pPr>
-      <w:r>
-        <w:rPr>
-          <w:rFonts w:ascii="Times New Roman" w:hAnsi="Times New Roman" w:eastAsia="Times New Roman" w:cs="Times New Roman"/>
-        </w:rPr>
-        <w:t xml:space="preserve">37.0</w:t>
-      </w:r>
-    </w:p>
-    <w:p>
-      <w:pPr>
-        <w:pStyle w:val="BodyText"/>
-      </w:pPr>
-      <w:r>
-        <w:rPr>
-          <w:rFonts w:ascii="Times New Roman" w:hAnsi="Times New Roman" w:eastAsia="Times New Roman" w:cs="Times New Roman"/>
-        </w:rPr>
-        <w:t xml:space="preserve">28.0</w:t>
-      </w:r>
-    </w:p>
-    <w:p>
-      <w:pPr>
-        <w:pStyle w:val="BodyText"/>
-      </w:pPr>
-      <w:r>
-        <w:rPr>
-          <w:rFonts w:ascii="Times New Roman" w:hAnsi="Times New Roman" w:eastAsia="Times New Roman" w:cs="Times New Roman"/>
-        </w:rPr>
-        <w:t xml:space="preserve">17.8</w:t>
-      </w:r>
-    </w:p>
-    <w:p>
-      <w:pPr>
-        <w:pStyle w:val="BodyText"/>
-      </w:pPr>
-      <w:r>
-        <w:rPr>
-          <w:rFonts w:hint="eastAsia" w:ascii="Times New Roman" w:hAnsi="Times New Roman" w:eastAsia="FangSong" w:cs="Times New Roman"/>
-        </w:rPr>
-        <w:t xml:space="preserve">发热量</w:t>
-      </w:r>
-      <w:r>
-        <w:rPr>
-          <w:rFonts w:ascii="Times New Roman" w:hAnsi="Times New Roman" w:eastAsia="Times New Roman" w:cs="Times New Roman"/>
-        </w:rPr>
-        <w:t xml:space="preserve"> </w:t>
-      </w:r>
-      <m:oMath>
-        <m:oMathPr>
-          <m:ctrlPr>
-            <w:rPr>
-              <w:sz w:val="28"/>
-              <w:szCs w:val="28"/>
-            </w:rPr>
-          </m:ctrlPr>
-        </m:oMathPr>
-        <m:r>
-          <m:t>Q</m:t>
-        </m:r>
-        <m:r>
-          <m:rPr>
-            <m:sty m:val="p"/>
-          </m:rPr>
-          <m:t>/</m:t>
-        </m:r>
-        <m:r>
-          <m:rPr>
-            <m:sty m:val="p"/>
-          </m:rPr>
-          <m:t>(</m:t>
-        </m:r>
-        <m:r>
-          <m:t>k</m:t>
-        </m:r>
-        <m:r>
-          <m:t>J</m:t>
-        </m:r>
-        <m:r>
-          <m:rPr>
-            <m:sty m:val="p"/>
-          </m:rPr>
-          <m:t>·</m:t>
-        </m:r>
-        <m:sSup>
-          <m:e>
-            <m:r>
-              <m:t>g</m:t>
-            </m:r>
-          </m:e>
-          <m:sup>
-            <m:r>
-              <m:rPr>
-                <m:sty m:val="p"/>
-              </m:rPr>
-              <m:t>−</m:t>
-            </m:r>
-            <m:r>
-              <m:t>1</m:t>
-            </m:r>
-          </m:sup>
-        </m:sSup>
-        <m:r>
-          <m:rPr>
-            <m:sty m:val="p"/>
-          </m:rPr>
-          <m:t>)</m:t>
-        </m:r>
-      </m:oMath>
-    </w:p>
-    <w:p>
-      <w:pPr>
-        <w:pStyle w:val="BodyText"/>
-      </w:pPr>
-      <w:r>
-        <w:rPr>
-          <w:rFonts w:ascii="Times New Roman" w:hAnsi="Times New Roman" w:eastAsia="Times New Roman" w:cs="Times New Roman"/>
-        </w:rPr>
-        <w:t xml:space="preserve">38</w:t>
-      </w:r>
-    </w:p>
-    <w:p>
-      <w:pPr>
-        <w:pStyle w:val="BodyText"/>
-      </w:pPr>
-      <w:r>
-        <w:rPr>
-          <w:rFonts w:ascii="Times New Roman" w:hAnsi="Times New Roman" w:eastAsia="Times New Roman" w:cs="Times New Roman"/>
-        </w:rPr>
-        <w:t xml:space="preserve">17</w:t>
-      </w:r>
-    </w:p>
-    <w:p>
-      <w:pPr>
-        <w:pStyle w:val="BodyText"/>
-      </w:pPr>
-      <w:r>
-        <w:rPr>
-          <w:rFonts w:ascii="Times New Roman" w:hAnsi="Times New Roman" w:eastAsia="Times New Roman" w:cs="Times New Roman"/>
-        </w:rPr>
-        <w:t xml:space="preserve">17</w:t>
-      </w:r>
-    </w:p>
-    <w:p>
-      <w:pPr>
-        <w:pStyle w:val="BodyText"/>
-      </w:pPr>
-      <w:r>
-        <w:rPr>
-          <w:rFonts w:ascii="Times New Roman" w:hAnsi="Times New Roman" w:eastAsia="Times New Roman" w:cs="Times New Roman"/>
-        </w:rPr>
-        <w:t xml:space="preserve">—</w:t>
-      </w:r>
-    </w:p>
+    <w:tbl>
+      <w:tblPr>
+        <w:tblStyle w:val="Table"/>
+        <w:tblW w:type="auto" w:w="0"/>
+        <w:tblLook w:firstRow="1" w:lastRow="0" w:firstColumn="0" w:lastColumn="0" w:noHBand="0" w:noVBand="0" w:val="0020"/>
+      </w:tblPr>
+      <w:tblGrid>
+        <w:gridCol w:w="1584"/>
+        <w:gridCol w:w="1584"/>
+        <w:gridCol w:w="1584"/>
+        <w:gridCol w:w="1584"/>
+        <w:gridCol w:w="1584"/>
+      </w:tblGrid>
+      <w:tr>
+        <w:trPr>
+          <w:tblHeader w:val="on"/>
+        </w:trPr>
+        <w:tc>
+          <w:tcPr/>
+          <w:p>
+            <w:pPr>
+              <w:pStyle w:val="Compact"/>
+              <w:jc w:val="center"/>
+            </w:pPr>
+          </w:p>
+        </w:tc>
+        <w:tc>
+          <w:tcPr/>
+          <w:p>
+            <w:pPr>
+              <w:pStyle w:val="Compact"/>
+              <w:jc w:val="center"/>
+            </w:pPr>
+            <w:r>
+              <w:rPr>
+                <w:rFonts w:hint="eastAsia" w:ascii="Times New Roman" w:hAnsi="Times New Roman" w:eastAsia="SimHei" w:cs="Times New Roman"/>
+                <w:b/>
+              </w:rPr>
+              <w:t xml:space="preserve">脂肪</w:t>
+            </w:r>
+          </w:p>
+        </w:tc>
+        <w:tc>
+          <w:tcPr/>
+          <w:p>
+            <w:pPr>
+              <w:pStyle w:val="Compact"/>
+              <w:jc w:val="center"/>
+            </w:pPr>
+            <w:r>
+              <w:rPr>
+                <w:rFonts w:hint="eastAsia" w:ascii="Times New Roman" w:hAnsi="Times New Roman" w:eastAsia="SimHei" w:cs="Times New Roman"/>
+                <w:b/>
+              </w:rPr>
+              <w:t xml:space="preserve">蛋白质</w:t>
+            </w:r>
+          </w:p>
+        </w:tc>
+        <w:tc>
+          <w:tcPr/>
+          <w:p>
+            <w:pPr>
+              <w:pStyle w:val="Compact"/>
+              <w:jc w:val="center"/>
+            </w:pPr>
+            <w:r>
+              <w:rPr>
+                <w:rFonts w:hint="eastAsia" w:ascii="Times New Roman" w:hAnsi="Times New Roman" w:eastAsia="SimHei" w:cs="Times New Roman"/>
+                <w:b/>
+              </w:rPr>
+              <w:t xml:space="preserve">碳水化合物</w:t>
+            </w:r>
+          </w:p>
+        </w:tc>
+        <w:tc>
+          <w:tcPr/>
+          <w:p>
+            <w:pPr>
+              <w:pStyle w:val="Compact"/>
+              <w:jc w:val="center"/>
+            </w:pPr>
+            <w:r>
+              <w:rPr>
+                <w:rFonts w:hint="eastAsia" w:ascii="Times New Roman" w:hAnsi="Times New Roman" w:eastAsia="SimHei" w:cs="Times New Roman"/>
+                <w:b/>
+              </w:rPr>
+              <w:t xml:space="preserve">水分</w:t>
+            </w:r>
+          </w:p>
+        </w:tc>
+      </w:tr>
+      <w:tr>
+        <w:tc>
+          <w:tcPr/>
+          <w:p>
+            <w:pPr>
+              <w:pStyle w:val="Compact"/>
+              <w:jc w:val="center"/>
+            </w:pPr>
+            <w:r>
+              <w:rPr>
+                <w:rFonts w:hint="eastAsia" w:ascii="Times New Roman" w:hAnsi="Times New Roman" w:eastAsia="FangSong" w:cs="Times New Roman"/>
+              </w:rPr>
+              <w:t xml:space="preserve">质量分数</w:t>
+            </w:r>
+            <w:r>
+              <w:rPr>
+                <w:rFonts w:ascii="Times New Roman" w:hAnsi="Times New Roman" w:eastAsia="Times New Roman" w:cs="Times New Roman"/>
+              </w:rPr>
+              <w:t xml:space="preserve"> </w:t>
+            </w:r>
+            <m:oMath>
+              <m:sSub>
+                <m:e>
+                  <m:r>
+                    <m:t>w</m:t>
+                  </m:r>
+                </m:e>
+                <m:sub>
+                  <m:r>
+                    <m:t>b</m:t>
+                  </m:r>
+                </m:sub>
+              </m:sSub>
+              <m:r>
+                <m:rPr>
+                  <m:sty m:val="p"/>
+                </m:rPr>
+                <m:t>/</m:t>
+              </m:r>
+              <m:r>
+                <m:rPr>
+                  <m:sty m:val="p"/>
+                </m:rPr>
+                <m:t>(</m:t>
+              </m:r>
+              <m:r>
+                <m:rPr>
+                  <m:sty m:val="p"/>
+                </m:rPr>
+                <m:t>%</m:t>
+              </m:r>
+              <m:r>
+                <m:rPr>
+                  <m:sty m:val="p"/>
+                </m:rPr>
+                <m:t>)</m:t>
+              </m:r>
+            </m:oMath>
+          </w:p>
+        </w:tc>
+        <w:tc>
+          <w:tcPr/>
+          <w:p>
+            <w:pPr>
+              <w:pStyle w:val="Compact"/>
+              <w:jc w:val="center"/>
+            </w:pPr>
+            <w:r>
+              <w:rPr>
+                <w:rFonts w:ascii="Times New Roman" w:hAnsi="Times New Roman" w:eastAsia="Times New Roman" w:cs="Times New Roman"/>
+              </w:rPr>
+              <w:t xml:space="preserve">17.2</w:t>
+            </w:r>
+          </w:p>
+        </w:tc>
+        <w:tc>
+          <w:tcPr/>
+          <w:p>
+            <w:pPr>
+              <w:pStyle w:val="Compact"/>
+              <w:jc w:val="center"/>
+            </w:pPr>
+            <w:r>
+              <w:rPr>
+                <w:rFonts w:ascii="Times New Roman" w:hAnsi="Times New Roman" w:eastAsia="Times New Roman" w:cs="Times New Roman"/>
+              </w:rPr>
+              <w:t xml:space="preserve">37.0</w:t>
+            </w:r>
+          </w:p>
+        </w:tc>
+        <w:tc>
+          <w:tcPr/>
+          <w:p>
+            <w:pPr>
+              <w:pStyle w:val="Compact"/>
+              <w:jc w:val="center"/>
+            </w:pPr>
+            <w:r>
+              <w:rPr>
+                <w:rFonts w:ascii="Times New Roman" w:hAnsi="Times New Roman" w:eastAsia="Times New Roman" w:cs="Times New Roman"/>
+              </w:rPr>
+              <w:t xml:space="preserve">28.0</w:t>
+            </w:r>
+          </w:p>
+        </w:tc>
+        <w:tc>
+          <w:tcPr/>
+          <w:p>
+            <w:pPr>
+              <w:pStyle w:val="Compact"/>
+              <w:jc w:val="center"/>
+            </w:pPr>
+            <w:r>
+              <w:rPr>
+                <w:rFonts w:ascii="Times New Roman" w:hAnsi="Times New Roman" w:eastAsia="Times New Roman" w:cs="Times New Roman"/>
+              </w:rPr>
+              <w:t xml:space="preserve">17.8</w:t>
+            </w:r>
+          </w:p>
+        </w:tc>
+      </w:tr>
+      <w:tr>
+        <w:tc>
+          <w:tcPr/>
+          <w:p>
+            <w:pPr>
+              <w:pStyle w:val="Compact"/>
+              <w:jc w:val="center"/>
+            </w:pPr>
+            <w:r>
+              <w:rPr>
+                <w:rFonts w:hint="eastAsia" w:ascii="Times New Roman" w:hAnsi="Times New Roman" w:eastAsia="FangSong" w:cs="Times New Roman"/>
+              </w:rPr>
+              <w:t xml:space="preserve">发热量</w:t>
+            </w:r>
+            <w:r>
+              <w:rPr>
+                <w:rFonts w:ascii="Times New Roman" w:hAnsi="Times New Roman" w:eastAsia="Times New Roman" w:cs="Times New Roman"/>
+              </w:rPr>
+              <w:t xml:space="preserve"> </w:t>
+            </w:r>
+            <m:oMath>
+              <m:r>
+                <m:t>Q</m:t>
+              </m:r>
+              <m:r>
+                <m:rPr>
+                  <m:sty m:val="p"/>
+                </m:rPr>
+                <m:t>/</m:t>
+              </m:r>
+              <m:r>
+                <m:rPr>
+                  <m:sty m:val="p"/>
+                </m:rPr>
+                <m:t>(</m:t>
+              </m:r>
+              <m:r>
+                <m:t>k</m:t>
+              </m:r>
+              <m:r>
+                <m:t>J</m:t>
+              </m:r>
+              <m:r>
+                <m:rPr>
+                  <m:sty m:val="p"/>
+                </m:rPr>
+                <m:t>·</m:t>
+              </m:r>
+              <m:sSup>
+                <m:e>
+                  <m:r>
+                    <m:t>g</m:t>
+                  </m:r>
+                </m:e>
+                <m:sup>
+                  <m:r>
+                    <m:rPr>
+                      <m:sty m:val="p"/>
+                    </m:rPr>
+                    <m:t>−</m:t>
+                  </m:r>
+                  <m:r>
+                    <m:t>1</m:t>
+                  </m:r>
+                </m:sup>
+              </m:sSup>
+              <m:r>
+                <m:rPr>
+                  <m:sty m:val="p"/>
+                </m:rPr>
+                <m:t>)</m:t>
+              </m:r>
+            </m:oMath>
+          </w:p>
+        </w:tc>
+        <w:tc>
+          <w:tcPr/>
+          <w:p>
+            <w:pPr>
+              <w:pStyle w:val="Compact"/>
+              <w:jc w:val="center"/>
+            </w:pPr>
+            <w:r>
+              <w:rPr>
+                <w:rFonts w:ascii="Times New Roman" w:hAnsi="Times New Roman" w:eastAsia="Times New Roman" w:cs="Times New Roman"/>
+              </w:rPr>
+              <w:t xml:space="preserve">38</w:t>
+            </w:r>
+          </w:p>
+        </w:tc>
+        <w:tc>
+          <w:tcPr/>
+          <w:p>
+            <w:pPr>
+              <w:pStyle w:val="Compact"/>
+              <w:jc w:val="center"/>
+            </w:pPr>
+            <w:r>
+              <w:rPr>
+                <w:rFonts w:ascii="Times New Roman" w:hAnsi="Times New Roman" w:eastAsia="Times New Roman" w:cs="Times New Roman"/>
+              </w:rPr>
+              <w:t xml:space="preserve">17</w:t>
+            </w:r>
+          </w:p>
+        </w:tc>
+        <w:tc>
+          <w:tcPr/>
+          <w:p>
+            <w:pPr>
+              <w:pStyle w:val="Compact"/>
+              <w:jc w:val="center"/>
+            </w:pPr>
+            <w:r>
+              <w:rPr>
+                <w:rFonts w:ascii="Times New Roman" w:hAnsi="Times New Roman" w:eastAsia="Times New Roman" w:cs="Times New Roman"/>
+              </w:rPr>
+              <w:t xml:space="preserve">17</w:t>
+            </w:r>
+          </w:p>
+        </w:tc>
+        <w:tc>
+          <w:tcPr/>
+          <w:p>
+            <w:pPr>
+              <w:pStyle w:val="Compact"/>
+              <w:jc w:val="center"/>
+            </w:pPr>
+            <w:r>
+              <w:rPr>
+                <w:rFonts w:ascii="Times New Roman" w:hAnsi="Times New Roman" w:eastAsia="Times New Roman" w:cs="Times New Roman"/>
+              </w:rPr>
+              <w:t xml:space="preserve">—</w:t>
+            </w:r>
+          </w:p>
+        </w:tc>
+      </w:tr>
+    </w:tbl>
     <w:p>
       <w:pPr>
         <w:spacing w:before="160" w:after="80"/>
@@ -3872,16 +3969,7 @@
             <m:t>−</m:t>
           </m:r>
           <m:r>
-            <m:t>1</m:t>
-          </m:r>
-          <m:r>
-            <m:t>1</m:t>
-          </m:r>
-          <m:r>
-            <m:t>6</m:t>
-          </m:r>
-          <m:r>
-            <m:t>6</m:t>
+            <m:t>1166</m:t>
           </m:r>
           <m:r>
             <m:rPr>
@@ -4193,16 +4281,7 @@
             <m:t>−</m:t>
           </m:r>
           <m:r>
-            <m:t>1</m:t>
-          </m:r>
-          <m:r>
-            <m:t>5</m:t>
-          </m:r>
-          <m:r>
-            <m:t>3</m:t>
-          </m:r>
-          <m:r>
-            <m:t>1</m:t>
+            <m:t>1531</m:t>
           </m:r>
           <m:r>
             <m:rPr>
@@ -39351,7 +39430,7 @@
     <ns0:name ns0:val="Verbatim Char"/>
     <ns0:basedOn ns0:val="BodyTextChar"/>
     <ns0:rPr>
-      <ns0:rFonts ns0:ascii="Times New Roman" ns0:cs="Times New Roman" ns0:eastAsia="FangSong" ns0:hAnsi="Times New Roman"/>
+      <ns0:rFonts ns0:ascii="SimSun" ns0:cs="SimSun" ns0:eastAsia="SimSun" ns0:hAnsi="SimSun"/>
       <ns0:b ns0:val="0"/>
       <ns0:sz ns0:val="20"/>
     </ns0:rPr>
@@ -39405,7 +39484,7 @@
       <w:wordWrap w:val="off"/>
     </w:pPr>
     <ns0:rPr>
-      <w:rFonts ns0:ascii="Times New Roman" ns0:hAnsi="Times New Roman" ns0:eastAsia="FangSong" ns0:cs="Times New Roman"/>
+      <w:rFonts ns0:ascii="SimSun" ns0:hAnsi="SimSun" ns0:eastAsia="SimSun" ns0:cs="SimSun"/>
     </ns0:rPr>
   </w:style>
   <w:style w:type="character" w:customStyle="1" w:styleId="KeywordTok">

--- a/00-首页/题组Word/第一轮习题集/化学原理/热力学习题集-学生版.docx
+++ b/00-首页/题组Word/第一轮习题集/化学原理/热力学习题集-学生版.docx
@@ -2026,6 +2026,31 @@
     </w:p>
     <w:p>
       <w:pPr>
+        <w:spacing w:before="0" w:after="0"/>
+      </w:pPr>
+    </w:p>
+    <w:p>
+      <w:pPr>
+        <w:spacing w:before="0" w:after="0"/>
+      </w:pPr>
+    </w:p>
+    <w:p>
+      <w:pPr>
+        <w:spacing w:before="0" w:after="0"/>
+      </w:pPr>
+    </w:p>
+    <w:p>
+      <w:pPr>
+        <w:spacing w:before="0" w:after="0"/>
+      </w:pPr>
+    </w:p>
+    <w:p>
+      <w:pPr>
+        <w:spacing w:before="0" w:after="0"/>
+      </w:pPr>
+    </w:p>
+    <w:p>
+      <w:pPr>
         <w:spacing w:before="160" w:after="80"/>
       </w:pPr>
       <w:r>
@@ -2342,6 +2367,31 @@
     </w:p>
     <w:p>
       <w:pPr>
+        <w:spacing w:before="0" w:after="0"/>
+      </w:pPr>
+    </w:p>
+    <w:p>
+      <w:pPr>
+        <w:spacing w:before="0" w:after="0"/>
+      </w:pPr>
+    </w:p>
+    <w:p>
+      <w:pPr>
+        <w:spacing w:before="0" w:after="0"/>
+      </w:pPr>
+    </w:p>
+    <w:p>
+      <w:pPr>
+        <w:spacing w:before="0" w:after="0"/>
+      </w:pPr>
+    </w:p>
+    <w:p>
+      <w:pPr>
+        <w:spacing w:before="0" w:after="0"/>
+      </w:pPr>
+    </w:p>
+    <w:p>
+      <w:pPr>
         <w:spacing w:before="160" w:after="80"/>
       </w:pPr>
       <w:r>
@@ -2572,6 +2622,31 @@
     </w:p>
     <w:p>
       <w:pPr>
+        <w:spacing w:before="0" w:after="0"/>
+      </w:pPr>
+    </w:p>
+    <w:p>
+      <w:pPr>
+        <w:spacing w:before="0" w:after="0"/>
+      </w:pPr>
+    </w:p>
+    <w:p>
+      <w:pPr>
+        <w:spacing w:before="0" w:after="0"/>
+      </w:pPr>
+    </w:p>
+    <w:p>
+      <w:pPr>
+        <w:spacing w:before="0" w:after="0"/>
+      </w:pPr>
+    </w:p>
+    <w:p>
+      <w:pPr>
+        <w:spacing w:before="0" w:after="0"/>
+      </w:pPr>
+    </w:p>
+    <w:p>
+      <w:pPr>
         <w:spacing w:before="160" w:after="80"/>
       </w:pPr>
       <w:r>
@@ -2827,6 +2902,31 @@
     </w:p>
     <w:p>
       <w:pPr>
+        <w:spacing w:before="0" w:after="0"/>
+      </w:pPr>
+    </w:p>
+    <w:p>
+      <w:pPr>
+        <w:spacing w:before="0" w:after="0"/>
+      </w:pPr>
+    </w:p>
+    <w:p>
+      <w:pPr>
+        <w:spacing w:before="0" w:after="0"/>
+      </w:pPr>
+    </w:p>
+    <w:p>
+      <w:pPr>
+        <w:spacing w:before="0" w:after="0"/>
+      </w:pPr>
+    </w:p>
+    <w:p>
+      <w:pPr>
+        <w:spacing w:before="0" w:after="0"/>
+      </w:pPr>
+    </w:p>
+    <w:p>
+      <w:pPr>
         <w:spacing w:before="160" w:after="80"/>
       </w:pPr>
       <w:r>
@@ -3089,6 +3189,31 @@
         </w:rPr>
         <w:t xml:space="preserve"> = +160.5 J/(mol·K)</w:t>
       </w:r>
+    </w:p>
+    <w:p>
+      <w:pPr>
+        <w:spacing w:before="0" w:after="0"/>
+      </w:pPr>
+    </w:p>
+    <w:p>
+      <w:pPr>
+        <w:spacing w:before="0" w:after="0"/>
+      </w:pPr>
+    </w:p>
+    <w:p>
+      <w:pPr>
+        <w:spacing w:before="0" w:after="0"/>
+      </w:pPr>
+    </w:p>
+    <w:p>
+      <w:pPr>
+        <w:spacing w:before="0" w:after="0"/>
+      </w:pPr>
+    </w:p>
+    <w:p>
+      <w:pPr>
+        <w:spacing w:before="0" w:after="0"/>
+      </w:pPr>
     </w:p>
     <w:p>
       <w:pPr>
@@ -3610,6 +3735,31 @@
     </w:tbl>
     <w:p>
       <w:pPr>
+        <w:spacing w:before="0" w:after="0"/>
+      </w:pPr>
+    </w:p>
+    <w:p>
+      <w:pPr>
+        <w:spacing w:before="0" w:after="0"/>
+      </w:pPr>
+    </w:p>
+    <w:p>
+      <w:pPr>
+        <w:spacing w:before="0" w:after="0"/>
+      </w:pPr>
+    </w:p>
+    <w:p>
+      <w:pPr>
+        <w:spacing w:before="0" w:after="0"/>
+      </w:pPr>
+    </w:p>
+    <w:p>
+      <w:pPr>
+        <w:spacing w:before="0" w:after="0"/>
+      </w:pPr>
+    </w:p>
+    <w:p>
+      <w:pPr>
         <w:spacing w:before="160" w:after="80"/>
       </w:pPr>
       <w:r>
@@ -4339,6 +4489,21 @@
     </w:p>
     <w:p>
       <w:pPr>
+        <w:spacing w:before="0" w:after="0"/>
+      </w:pPr>
+    </w:p>
+    <w:p>
+      <w:pPr>
+        <w:spacing w:before="0" w:after="0"/>
+      </w:pPr>
+    </w:p>
+    <w:p>
+      <w:pPr>
+        <w:spacing w:before="0" w:after="0"/>
+      </w:pPr>
+    </w:p>
+    <w:p>
+      <w:pPr>
         <w:spacing w:before="160" w:after="80"/>
       </w:pPr>
       <w:r>
@@ -5581,6 +5746,21 @@
     </w:p>
     <w:p>
       <w:pPr>
+        <w:spacing w:before="0" w:after="0"/>
+      </w:pPr>
+    </w:p>
+    <w:p>
+      <w:pPr>
+        <w:spacing w:before="0" w:after="0"/>
+      </w:pPr>
+    </w:p>
+    <w:p>
+      <w:pPr>
+        <w:spacing w:before="0" w:after="0"/>
+      </w:pPr>
+    </w:p>
+    <w:p>
+      <w:pPr>
         <w:spacing w:before="160" w:after="80"/>
       </w:pPr>
       <w:r>
@@ -6346,6 +6526,21 @@
         </w:rPr>
         <w:t>。</w:t>
       </w:r>
+    </w:p>
+    <w:p>
+      <w:pPr>
+        <w:spacing w:before="0" w:after="0"/>
+      </w:pPr>
+    </w:p>
+    <w:p>
+      <w:pPr>
+        <w:spacing w:before="0" w:after="0"/>
+      </w:pPr>
+    </w:p>
+    <w:p>
+      <w:pPr>
+        <w:spacing w:before="0" w:after="0"/>
+      </w:pPr>
     </w:p>
     <w:p>
       <w:pPr>
@@ -7204,6 +7399,21 @@
     </w:p>
     <w:p>
       <w:pPr>
+        <w:spacing w:before="0" w:after="0"/>
+      </w:pPr>
+    </w:p>
+    <w:p>
+      <w:pPr>
+        <w:spacing w:before="0" w:after="0"/>
+      </w:pPr>
+    </w:p>
+    <w:p>
+      <w:pPr>
+        <w:spacing w:before="0" w:after="0"/>
+      </w:pPr>
+    </w:p>
+    <w:p>
+      <w:pPr>
         <w:spacing w:before="160" w:after="80"/>
       </w:pPr>
       <w:r>
@@ -7545,6 +7755,31 @@
     </w:p>
     <w:p>
       <w:pPr>
+        <w:spacing w:before="0" w:after="0"/>
+      </w:pPr>
+    </w:p>
+    <w:p>
+      <w:pPr>
+        <w:spacing w:before="0" w:after="0"/>
+      </w:pPr>
+    </w:p>
+    <w:p>
+      <w:pPr>
+        <w:spacing w:before="0" w:after="0"/>
+      </w:pPr>
+    </w:p>
+    <w:p>
+      <w:pPr>
+        <w:spacing w:before="0" w:after="0"/>
+      </w:pPr>
+    </w:p>
+    <w:p>
+      <w:pPr>
+        <w:spacing w:before="0" w:after="0"/>
+      </w:pPr>
+    </w:p>
+    <w:p>
+      <w:pPr>
         <w:spacing w:before="160" w:after="80"/>
       </w:pPr>
       <w:r>
@@ -7773,6 +8008,31 @@
     </w:p>
     <w:p>
       <w:pPr>
+        <w:spacing w:before="0" w:after="0"/>
+      </w:pPr>
+    </w:p>
+    <w:p>
+      <w:pPr>
+        <w:spacing w:before="0" w:after="0"/>
+      </w:pPr>
+    </w:p>
+    <w:p>
+      <w:pPr>
+        <w:spacing w:before="0" w:after="0"/>
+      </w:pPr>
+    </w:p>
+    <w:p>
+      <w:pPr>
+        <w:spacing w:before="0" w:after="0"/>
+      </w:pPr>
+    </w:p>
+    <w:p>
+      <w:pPr>
+        <w:spacing w:before="0" w:after="0"/>
+      </w:pPr>
+    </w:p>
+    <w:p>
+      <w:pPr>
         <w:spacing w:before="160" w:after="80"/>
       </w:pPr>
       <w:r>
@@ -8050,6 +8310,31 @@
         <w:t>）</w:t>
       </w:r>
     </w:p>
+    <w:p>
+      <w:pPr>
+        <w:spacing w:before="0" w:after="0"/>
+      </w:pPr>
+    </w:p>
+    <w:p>
+      <w:pPr>
+        <w:spacing w:before="0" w:after="0"/>
+      </w:pPr>
+    </w:p>
+    <w:p>
+      <w:pPr>
+        <w:spacing w:before="0" w:after="0"/>
+      </w:pPr>
+    </w:p>
+    <w:p>
+      <w:pPr>
+        <w:spacing w:before="0" w:after="0"/>
+      </w:pPr>
+    </w:p>
+    <w:p>
+      <w:pPr>
+        <w:spacing w:before="0" w:after="0"/>
+      </w:pPr>
+    </w:p>
     <w:bookmarkStart w:id="25" w:name="第6题-普化-05-21"/>
     <w:p>
       <w:pPr>
@@ -8336,6 +8621,31 @@
         </w:rPr>
         <w:t xml:space="preserve"> Kp。</w:t>
       </w:r>
+    </w:p>
+    <w:p>
+      <w:pPr>
+        <w:spacing w:before="0" w:after="0"/>
+      </w:pPr>
+    </w:p>
+    <w:p>
+      <w:pPr>
+        <w:spacing w:before="0" w:after="0"/>
+      </w:pPr>
+    </w:p>
+    <w:p>
+      <w:pPr>
+        <w:spacing w:before="0" w:after="0"/>
+      </w:pPr>
+    </w:p>
+    <w:p>
+      <w:pPr>
+        <w:spacing w:before="0" w:after="0"/>
+      </w:pPr>
+    </w:p>
+    <w:p>
+      <w:pPr>
+        <w:spacing w:before="0" w:after="0"/>
+      </w:pPr>
     </w:p>
     <w:p>
       <w:pPr>
@@ -8588,6 +8898,31 @@
     </w:p>
     <w:p>
       <w:pPr>
+        <w:spacing w:before="0" w:after="0"/>
+      </w:pPr>
+    </w:p>
+    <w:p>
+      <w:pPr>
+        <w:spacing w:before="0" w:after="0"/>
+      </w:pPr>
+    </w:p>
+    <w:p>
+      <w:pPr>
+        <w:spacing w:before="0" w:after="0"/>
+      </w:pPr>
+    </w:p>
+    <w:p>
+      <w:pPr>
+        <w:spacing w:before="0" w:after="0"/>
+      </w:pPr>
+    </w:p>
+    <w:p>
+      <w:pPr>
+        <w:spacing w:before="0" w:after="0"/>
+      </w:pPr>
+    </w:p>
+    <w:p>
+      <w:pPr>
         <w:spacing w:before="160" w:after="80"/>
       </w:pPr>
       <w:r>
@@ -8956,6 +9291,31 @@
         </w:rPr>
         <w:t>）</w:t>
       </w:r>
+    </w:p>
+    <w:p>
+      <w:pPr>
+        <w:spacing w:before="0" w:after="0"/>
+      </w:pPr>
+    </w:p>
+    <w:p>
+      <w:pPr>
+        <w:spacing w:before="0" w:after="0"/>
+      </w:pPr>
+    </w:p>
+    <w:p>
+      <w:pPr>
+        <w:spacing w:before="0" w:after="0"/>
+      </w:pPr>
+    </w:p>
+    <w:p>
+      <w:pPr>
+        <w:spacing w:before="0" w:after="0"/>
+      </w:pPr>
+    </w:p>
+    <w:p>
+      <w:pPr>
+        <w:spacing w:before="0" w:after="0"/>
+      </w:pPr>
     </w:p>
     <w:p>
       <w:pPr>
@@ -9538,6 +9898,46 @@
     </w:p>
     <w:p>
       <w:pPr>
+        <w:spacing w:before="0" w:after="0"/>
+      </w:pPr>
+    </w:p>
+    <w:p>
+      <w:pPr>
+        <w:spacing w:before="0" w:after="0"/>
+      </w:pPr>
+    </w:p>
+    <w:p>
+      <w:pPr>
+        <w:spacing w:before="0" w:after="0"/>
+      </w:pPr>
+    </w:p>
+    <w:p>
+      <w:pPr>
+        <w:spacing w:before="0" w:after="0"/>
+      </w:pPr>
+    </w:p>
+    <w:p>
+      <w:pPr>
+        <w:spacing w:before="0" w:after="0"/>
+      </w:pPr>
+    </w:p>
+    <w:p>
+      <w:pPr>
+        <w:spacing w:before="0" w:after="0"/>
+      </w:pPr>
+    </w:p>
+    <w:p>
+      <w:pPr>
+        <w:spacing w:before="0" w:after="0"/>
+      </w:pPr>
+    </w:p>
+    <w:p>
+      <w:pPr>
+        <w:spacing w:before="0" w:after="0"/>
+      </w:pPr>
+    </w:p>
+    <w:p>
+      <w:pPr>
         <w:spacing w:before="160" w:after="80"/>
       </w:pPr>
       <w:r>
@@ -9892,6 +10292,31 @@
     </w:p>
     <w:p>
       <w:pPr>
+        <w:spacing w:before="0" w:after="0"/>
+      </w:pPr>
+    </w:p>
+    <w:p>
+      <w:pPr>
+        <w:spacing w:before="0" w:after="0"/>
+      </w:pPr>
+    </w:p>
+    <w:p>
+      <w:pPr>
+        <w:spacing w:before="0" w:after="0"/>
+      </w:pPr>
+    </w:p>
+    <w:p>
+      <w:pPr>
+        <w:spacing w:before="0" w:after="0"/>
+      </w:pPr>
+    </w:p>
+    <w:p>
+      <w:pPr>
+        <w:spacing w:before="0" w:after="0"/>
+      </w:pPr>
+    </w:p>
+    <w:p>
+      <w:pPr>
         <w:spacing w:before="160" w:after="80"/>
       </w:pPr>
       <w:r>
@@ -10144,6 +10569,31 @@
     </w:p>
     <w:p>
       <w:pPr>
+        <w:spacing w:before="0" w:after="0"/>
+      </w:pPr>
+    </w:p>
+    <w:p>
+      <w:pPr>
+        <w:spacing w:before="0" w:after="0"/>
+      </w:pPr>
+    </w:p>
+    <w:p>
+      <w:pPr>
+        <w:spacing w:before="0" w:after="0"/>
+      </w:pPr>
+    </w:p>
+    <w:p>
+      <w:pPr>
+        <w:spacing w:before="0" w:after="0"/>
+      </w:pPr>
+    </w:p>
+    <w:p>
+      <w:pPr>
+        <w:spacing w:before="0" w:after="0"/>
+      </w:pPr>
+    </w:p>
+    <w:p>
+      <w:pPr>
         <w:spacing w:before="160" w:after="80"/>
       </w:pPr>
       <w:r>
@@ -10384,6 +10834,31 @@
     </w:p>
     <w:p>
       <w:pPr>
+        <w:spacing w:before="0" w:after="0"/>
+      </w:pPr>
+    </w:p>
+    <w:p>
+      <w:pPr>
+        <w:spacing w:before="0" w:after="0"/>
+      </w:pPr>
+    </w:p>
+    <w:p>
+      <w:pPr>
+        <w:spacing w:before="0" w:after="0"/>
+      </w:pPr>
+    </w:p>
+    <w:p>
+      <w:pPr>
+        <w:spacing w:before="0" w:after="0"/>
+      </w:pPr>
+    </w:p>
+    <w:p>
+      <w:pPr>
+        <w:spacing w:before="0" w:after="0"/>
+      </w:pPr>
+    </w:p>
+    <w:p>
+      <w:pPr>
         <w:spacing w:before="160" w:after="80"/>
       </w:pPr>
       <w:r>
@@ -10600,6 +11075,31 @@
     </w:p>
     <w:p>
       <w:pPr>
+        <w:spacing w:before="0" w:after="0"/>
+      </w:pPr>
+    </w:p>
+    <w:p>
+      <w:pPr>
+        <w:spacing w:before="0" w:after="0"/>
+      </w:pPr>
+    </w:p>
+    <w:p>
+      <w:pPr>
+        <w:spacing w:before="0" w:after="0"/>
+      </w:pPr>
+    </w:p>
+    <w:p>
+      <w:pPr>
+        <w:spacing w:before="0" w:after="0"/>
+      </w:pPr>
+    </w:p>
+    <w:p>
+      <w:pPr>
+        <w:spacing w:before="0" w:after="0"/>
+      </w:pPr>
+    </w:p>
+    <w:p>
+      <w:pPr>
         <w:spacing w:before="160" w:after="80"/>
       </w:pPr>
       <w:r>
@@ -10942,6 +11442,31 @@
     </w:p>
     <w:p>
       <w:pPr>
+        <w:spacing w:before="0" w:after="0"/>
+      </w:pPr>
+    </w:p>
+    <w:p>
+      <w:pPr>
+        <w:spacing w:before="0" w:after="0"/>
+      </w:pPr>
+    </w:p>
+    <w:p>
+      <w:pPr>
+        <w:spacing w:before="0" w:after="0"/>
+      </w:pPr>
+    </w:p>
+    <w:p>
+      <w:pPr>
+        <w:spacing w:before="0" w:after="0"/>
+      </w:pPr>
+    </w:p>
+    <w:p>
+      <w:pPr>
+        <w:spacing w:before="0" w:after="0"/>
+      </w:pPr>
+    </w:p>
+    <w:p>
+      <w:pPr>
         <w:spacing w:before="160" w:after="80"/>
       </w:pPr>
       <w:r>
@@ -11122,6 +11647,31 @@
     </w:p>
     <w:p>
       <w:pPr>
+        <w:spacing w:before="0" w:after="0"/>
+      </w:pPr>
+    </w:p>
+    <w:p>
+      <w:pPr>
+        <w:spacing w:before="0" w:after="0"/>
+      </w:pPr>
+    </w:p>
+    <w:p>
+      <w:pPr>
+        <w:spacing w:before="0" w:after="0"/>
+      </w:pPr>
+    </w:p>
+    <w:p>
+      <w:pPr>
+        <w:spacing w:before="0" w:after="0"/>
+      </w:pPr>
+    </w:p>
+    <w:p>
+      <w:pPr>
+        <w:spacing w:before="0" w:after="0"/>
+      </w:pPr>
+    </w:p>
+    <w:p>
+      <w:pPr>
         <w:spacing w:before="160" w:after="80"/>
       </w:pPr>
       <w:r>
@@ -11522,6 +12072,31 @@
         </w:rPr>
         <w:t xml:space="preserve"> α</w:t>
       </w:r>
+    </w:p>
+    <w:p>
+      <w:pPr>
+        <w:spacing w:before="0" w:after="0"/>
+      </w:pPr>
+    </w:p>
+    <w:p>
+      <w:pPr>
+        <w:spacing w:before="0" w:after="0"/>
+      </w:pPr>
+    </w:p>
+    <w:p>
+      <w:pPr>
+        <w:spacing w:before="0" w:after="0"/>
+      </w:pPr>
+    </w:p>
+    <w:p>
+      <w:pPr>
+        <w:spacing w:before="0" w:after="0"/>
+      </w:pPr>
+    </w:p>
+    <w:p>
+      <w:pPr>
+        <w:spacing w:before="0" w:after="0"/>
+      </w:pPr>
     </w:p>
     <w:p>
       <w:pPr>
@@ -11801,6 +12376,31 @@
         </w:rPr>
         <w:t>。</w:t>
       </w:r>
+    </w:p>
+    <w:p>
+      <w:pPr>
+        <w:spacing w:before="0" w:after="0"/>
+      </w:pPr>
+    </w:p>
+    <w:p>
+      <w:pPr>
+        <w:spacing w:before="0" w:after="0"/>
+      </w:pPr>
+    </w:p>
+    <w:p>
+      <w:pPr>
+        <w:spacing w:before="0" w:after="0"/>
+      </w:pPr>
+    </w:p>
+    <w:p>
+      <w:pPr>
+        <w:spacing w:before="0" w:after="0"/>
+      </w:pPr>
+    </w:p>
+    <w:p>
+      <w:pPr>
+        <w:spacing w:before="0" w:after="0"/>
+      </w:pPr>
     </w:p>
     <w:p>
       <w:pPr>
@@ -12343,6 +12943,31 @@
     </w:tbl>
     <w:p>
       <w:pPr>
+        <w:spacing w:before="0" w:after="0"/>
+      </w:pPr>
+    </w:p>
+    <w:p>
+      <w:pPr>
+        <w:spacing w:before="0" w:after="0"/>
+      </w:pPr>
+    </w:p>
+    <w:p>
+      <w:pPr>
+        <w:spacing w:before="0" w:after="0"/>
+      </w:pPr>
+    </w:p>
+    <w:p>
+      <w:pPr>
+        <w:spacing w:before="0" w:after="0"/>
+      </w:pPr>
+    </w:p>
+    <w:p>
+      <w:pPr>
+        <w:spacing w:before="0" w:after="0"/>
+      </w:pPr>
+    </w:p>
+    <w:p>
+      <w:pPr>
         <w:spacing w:before="160" w:after="80"/>
       </w:pPr>
       <w:r>
@@ -12674,6 +13299,46 @@
         </w:rPr>
         <w:t>, g)。</w:t>
       </w:r>
+    </w:p>
+    <w:p>
+      <w:pPr>
+        <w:spacing w:before="0" w:after="0"/>
+      </w:pPr>
+    </w:p>
+    <w:p>
+      <w:pPr>
+        <w:spacing w:before="0" w:after="0"/>
+      </w:pPr>
+    </w:p>
+    <w:p>
+      <w:pPr>
+        <w:spacing w:before="0" w:after="0"/>
+      </w:pPr>
+    </w:p>
+    <w:p>
+      <w:pPr>
+        <w:spacing w:before="0" w:after="0"/>
+      </w:pPr>
+    </w:p>
+    <w:p>
+      <w:pPr>
+        <w:spacing w:before="0" w:after="0"/>
+      </w:pPr>
+    </w:p>
+    <w:p>
+      <w:pPr>
+        <w:spacing w:before="0" w:after="0"/>
+      </w:pPr>
+    </w:p>
+    <w:p>
+      <w:pPr>
+        <w:spacing w:before="0" w:after="0"/>
+      </w:pPr>
+    </w:p>
+    <w:p>
+      <w:pPr>
+        <w:spacing w:before="0" w:after="0"/>
+      </w:pPr>
     </w:p>
     <w:p>
       <w:pPr>
@@ -13201,6 +13866,46 @@
     </w:p>
     <w:p>
       <w:pPr>
+        <w:spacing w:before="0" w:after="0"/>
+      </w:pPr>
+    </w:p>
+    <w:p>
+      <w:pPr>
+        <w:spacing w:before="0" w:after="0"/>
+      </w:pPr>
+    </w:p>
+    <w:p>
+      <w:pPr>
+        <w:spacing w:before="0" w:after="0"/>
+      </w:pPr>
+    </w:p>
+    <w:p>
+      <w:pPr>
+        <w:spacing w:before="0" w:after="0"/>
+      </w:pPr>
+    </w:p>
+    <w:p>
+      <w:pPr>
+        <w:spacing w:before="0" w:after="0"/>
+      </w:pPr>
+    </w:p>
+    <w:p>
+      <w:pPr>
+        <w:spacing w:before="0" w:after="0"/>
+      </w:pPr>
+    </w:p>
+    <w:p>
+      <w:pPr>
+        <w:spacing w:before="0" w:after="0"/>
+      </w:pPr>
+    </w:p>
+    <w:p>
+      <w:pPr>
+        <w:spacing w:before="0" w:after="0"/>
+      </w:pPr>
+    </w:p>
+    <w:p>
+      <w:pPr>
         <w:spacing w:before="160" w:after="80"/>
       </w:pPr>
       <w:r>
@@ -13710,6 +14415,46 @@
     </w:p>
     <w:p>
       <w:pPr>
+        <w:spacing w:before="0" w:after="0"/>
+      </w:pPr>
+    </w:p>
+    <w:p>
+      <w:pPr>
+        <w:spacing w:before="0" w:after="0"/>
+      </w:pPr>
+    </w:p>
+    <w:p>
+      <w:pPr>
+        <w:spacing w:before="0" w:after="0"/>
+      </w:pPr>
+    </w:p>
+    <w:p>
+      <w:pPr>
+        <w:spacing w:before="0" w:after="0"/>
+      </w:pPr>
+    </w:p>
+    <w:p>
+      <w:pPr>
+        <w:spacing w:before="0" w:after="0"/>
+      </w:pPr>
+    </w:p>
+    <w:p>
+      <w:pPr>
+        <w:spacing w:before="0" w:after="0"/>
+      </w:pPr>
+    </w:p>
+    <w:p>
+      <w:pPr>
+        <w:spacing w:before="0" w:after="0"/>
+      </w:pPr>
+    </w:p>
+    <w:p>
+      <w:pPr>
+        <w:spacing w:before="0" w:after="0"/>
+      </w:pPr>
+    </w:p>
+    <w:p>
+      <w:pPr>
         <w:spacing w:before="160" w:after="80"/>
       </w:pPr>
       <w:r>
@@ -14177,6 +14922,46 @@
     </w:p>
     <w:p>
       <w:pPr>
+        <w:spacing w:before="0" w:after="0"/>
+      </w:pPr>
+    </w:p>
+    <w:p>
+      <w:pPr>
+        <w:spacing w:before="0" w:after="0"/>
+      </w:pPr>
+    </w:p>
+    <w:p>
+      <w:pPr>
+        <w:spacing w:before="0" w:after="0"/>
+      </w:pPr>
+    </w:p>
+    <w:p>
+      <w:pPr>
+        <w:spacing w:before="0" w:after="0"/>
+      </w:pPr>
+    </w:p>
+    <w:p>
+      <w:pPr>
+        <w:spacing w:before="0" w:after="0"/>
+      </w:pPr>
+    </w:p>
+    <w:p>
+      <w:pPr>
+        <w:spacing w:before="0" w:after="0"/>
+      </w:pPr>
+    </w:p>
+    <w:p>
+      <w:pPr>
+        <w:spacing w:before="0" w:after="0"/>
+      </w:pPr>
+    </w:p>
+    <w:p>
+      <w:pPr>
+        <w:spacing w:before="0" w:after="0"/>
+      </w:pPr>
+    </w:p>
+    <w:p>
+      <w:pPr>
         <w:spacing w:before="160" w:after="80"/>
       </w:pPr>
       <w:r>
@@ -14420,6 +15205,31 @@
         </w:rPr>
         <w:t>。</w:t>
       </w:r>
+    </w:p>
+    <w:p>
+      <w:pPr>
+        <w:spacing w:before="0" w:after="0"/>
+      </w:pPr>
+    </w:p>
+    <w:p>
+      <w:pPr>
+        <w:spacing w:before="0" w:after="0"/>
+      </w:pPr>
+    </w:p>
+    <w:p>
+      <w:pPr>
+        <w:spacing w:before="0" w:after="0"/>
+      </w:pPr>
+    </w:p>
+    <w:p>
+      <w:pPr>
+        <w:spacing w:before="0" w:after="0"/>
+      </w:pPr>
+    </w:p>
+    <w:p>
+      <w:pPr>
+        <w:spacing w:before="0" w:after="0"/>
+      </w:pPr>
     </w:p>
     <w:p>
       <w:pPr>
@@ -14808,6 +15618,46 @@
     </w:p>
     <w:p>
       <w:pPr>
+        <w:spacing w:before="0" w:after="0"/>
+      </w:pPr>
+    </w:p>
+    <w:p>
+      <w:pPr>
+        <w:spacing w:before="0" w:after="0"/>
+      </w:pPr>
+    </w:p>
+    <w:p>
+      <w:pPr>
+        <w:spacing w:before="0" w:after="0"/>
+      </w:pPr>
+    </w:p>
+    <w:p>
+      <w:pPr>
+        <w:spacing w:before="0" w:after="0"/>
+      </w:pPr>
+    </w:p>
+    <w:p>
+      <w:pPr>
+        <w:spacing w:before="0" w:after="0"/>
+      </w:pPr>
+    </w:p>
+    <w:p>
+      <w:pPr>
+        <w:spacing w:before="0" w:after="0"/>
+      </w:pPr>
+    </w:p>
+    <w:p>
+      <w:pPr>
+        <w:spacing w:before="0" w:after="0"/>
+      </w:pPr>
+    </w:p>
+    <w:p>
+      <w:pPr>
+        <w:spacing w:before="0" w:after="0"/>
+      </w:pPr>
+    </w:p>
+    <w:p>
+      <w:pPr>
         <w:spacing w:before="160" w:after="80"/>
       </w:pPr>
       <w:r>
@@ -15134,6 +15984,31 @@
         </w:rPr>
         <w:t>。</w:t>
       </w:r>
+    </w:p>
+    <w:p>
+      <w:pPr>
+        <w:spacing w:before="0" w:after="0"/>
+      </w:pPr>
+    </w:p>
+    <w:p>
+      <w:pPr>
+        <w:spacing w:before="0" w:after="0"/>
+      </w:pPr>
+    </w:p>
+    <w:p>
+      <w:pPr>
+        <w:spacing w:before="0" w:after="0"/>
+      </w:pPr>
+    </w:p>
+    <w:p>
+      <w:pPr>
+        <w:spacing w:before="0" w:after="0"/>
+      </w:pPr>
+    </w:p>
+    <w:p>
+      <w:pPr>
+        <w:spacing w:before="0" w:after="0"/>
+      </w:pPr>
     </w:p>
     <w:p>
       <w:pPr>
@@ -15821,6 +16696,46 @@
     </w:p>
     <w:p>
       <w:pPr>
+        <w:spacing w:before="0" w:after="0"/>
+      </w:pPr>
+    </w:p>
+    <w:p>
+      <w:pPr>
+        <w:spacing w:before="0" w:after="0"/>
+      </w:pPr>
+    </w:p>
+    <w:p>
+      <w:pPr>
+        <w:spacing w:before="0" w:after="0"/>
+      </w:pPr>
+    </w:p>
+    <w:p>
+      <w:pPr>
+        <w:spacing w:before="0" w:after="0"/>
+      </w:pPr>
+    </w:p>
+    <w:p>
+      <w:pPr>
+        <w:spacing w:before="0" w:after="0"/>
+      </w:pPr>
+    </w:p>
+    <w:p>
+      <w:pPr>
+        <w:spacing w:before="0" w:after="0"/>
+      </w:pPr>
+    </w:p>
+    <w:p>
+      <w:pPr>
+        <w:spacing w:before="0" w:after="0"/>
+      </w:pPr>
+    </w:p>
+    <w:p>
+      <w:pPr>
+        <w:spacing w:before="0" w:after="0"/>
+      </w:pPr>
+    </w:p>
+    <w:p>
+      <w:pPr>
         <w:spacing w:before="160" w:after="80"/>
       </w:pPr>
       <w:r>
@@ -16412,6 +17327,46 @@
     </w:p>
     <w:p>
       <w:pPr>
+        <w:spacing w:before="0" w:after="0"/>
+      </w:pPr>
+    </w:p>
+    <w:p>
+      <w:pPr>
+        <w:spacing w:before="0" w:after="0"/>
+      </w:pPr>
+    </w:p>
+    <w:p>
+      <w:pPr>
+        <w:spacing w:before="0" w:after="0"/>
+      </w:pPr>
+    </w:p>
+    <w:p>
+      <w:pPr>
+        <w:spacing w:before="0" w:after="0"/>
+      </w:pPr>
+    </w:p>
+    <w:p>
+      <w:pPr>
+        <w:spacing w:before="0" w:after="0"/>
+      </w:pPr>
+    </w:p>
+    <w:p>
+      <w:pPr>
+        <w:spacing w:before="0" w:after="0"/>
+      </w:pPr>
+    </w:p>
+    <w:p>
+      <w:pPr>
+        <w:spacing w:before="0" w:after="0"/>
+      </w:pPr>
+    </w:p>
+    <w:p>
+      <w:pPr>
+        <w:spacing w:before="0" w:after="0"/>
+      </w:pPr>
+    </w:p>
+    <w:p>
+      <w:pPr>
         <w:spacing w:before="160" w:after="80"/>
       </w:pPr>
       <w:r>
@@ -16883,6 +17838,46 @@
         </w:rPr>
         <w:t>）</w:t>
       </w:r>
+    </w:p>
+    <w:p>
+      <w:pPr>
+        <w:spacing w:before="0" w:after="0"/>
+      </w:pPr>
+    </w:p>
+    <w:p>
+      <w:pPr>
+        <w:spacing w:before="0" w:after="0"/>
+      </w:pPr>
+    </w:p>
+    <w:p>
+      <w:pPr>
+        <w:spacing w:before="0" w:after="0"/>
+      </w:pPr>
+    </w:p>
+    <w:p>
+      <w:pPr>
+        <w:spacing w:before="0" w:after="0"/>
+      </w:pPr>
+    </w:p>
+    <w:p>
+      <w:pPr>
+        <w:spacing w:before="0" w:after="0"/>
+      </w:pPr>
+    </w:p>
+    <w:p>
+      <w:pPr>
+        <w:spacing w:before="0" w:after="0"/>
+      </w:pPr>
+    </w:p>
+    <w:p>
+      <w:pPr>
+        <w:spacing w:before="0" w:after="0"/>
+      </w:pPr>
+    </w:p>
+    <w:p>
+      <w:pPr>
+        <w:spacing w:before="0" w:after="0"/>
+      </w:pPr>
     </w:p>
     <w:p>
       <w:pPr>
@@ -17147,6 +18142,31 @@
     </w:p>
     <w:p>
       <w:pPr>
+        <w:spacing w:before="0" w:after="0"/>
+      </w:pPr>
+    </w:p>
+    <w:p>
+      <w:pPr>
+        <w:spacing w:before="0" w:after="0"/>
+      </w:pPr>
+    </w:p>
+    <w:p>
+      <w:pPr>
+        <w:spacing w:before="0" w:after="0"/>
+      </w:pPr>
+    </w:p>
+    <w:p>
+      <w:pPr>
+        <w:spacing w:before="0" w:after="0"/>
+      </w:pPr>
+    </w:p>
+    <w:p>
+      <w:pPr>
+        <w:spacing w:before="0" w:after="0"/>
+      </w:pPr>
+    </w:p>
+    <w:p>
+      <w:pPr>
         <w:spacing w:before="160" w:after="80"/>
       </w:pPr>
       <w:r>
@@ -17338,6 +18358,31 @@
         </w:rPr>
         <w:t xml:space="preserve"> = -219.2 J/(mol·K)</w:t>
       </w:r>
+    </w:p>
+    <w:p>
+      <w:pPr>
+        <w:spacing w:before="0" w:after="0"/>
+      </w:pPr>
+    </w:p>
+    <w:p>
+      <w:pPr>
+        <w:spacing w:before="0" w:after="0"/>
+      </w:pPr>
+    </w:p>
+    <w:p>
+      <w:pPr>
+        <w:spacing w:before="0" w:after="0"/>
+      </w:pPr>
+    </w:p>
+    <w:p>
+      <w:pPr>
+        <w:spacing w:before="0" w:after="0"/>
+      </w:pPr>
+    </w:p>
+    <w:p>
+      <w:pPr>
+        <w:spacing w:before="0" w:after="0"/>
+      </w:pPr>
     </w:p>
     <w:p>
       <w:pPr>
@@ -17708,6 +18753,46 @@
         </w:rPr>
         <w:t xml:space="preserve"> s) = -384.14 kJ/mol</w:t>
       </w:r>
+    </w:p>
+    <w:p>
+      <w:pPr>
+        <w:spacing w:before="0" w:after="0"/>
+      </w:pPr>
+    </w:p>
+    <w:p>
+      <w:pPr>
+        <w:spacing w:before="0" w:after="0"/>
+      </w:pPr>
+    </w:p>
+    <w:p>
+      <w:pPr>
+        <w:spacing w:before="0" w:after="0"/>
+      </w:pPr>
+    </w:p>
+    <w:p>
+      <w:pPr>
+        <w:spacing w:before="0" w:after="0"/>
+      </w:pPr>
+    </w:p>
+    <w:p>
+      <w:pPr>
+        <w:spacing w:before="0" w:after="0"/>
+      </w:pPr>
+    </w:p>
+    <w:p>
+      <w:pPr>
+        <w:spacing w:before="0" w:after="0"/>
+      </w:pPr>
+    </w:p>
+    <w:p>
+      <w:pPr>
+        <w:spacing w:before="0" w:after="0"/>
+      </w:pPr>
+    </w:p>
+    <w:p>
+      <w:pPr>
+        <w:spacing w:before="0" w:after="0"/>
+      </w:pPr>
     </w:p>
     <w:p>
       <w:pPr>
@@ -18433,6 +19518,46 @@
     </w:p>
     <w:p>
       <w:pPr>
+        <w:spacing w:before="0" w:after="0"/>
+      </w:pPr>
+    </w:p>
+    <w:p>
+      <w:pPr>
+        <w:spacing w:before="0" w:after="0"/>
+      </w:pPr>
+    </w:p>
+    <w:p>
+      <w:pPr>
+        <w:spacing w:before="0" w:after="0"/>
+      </w:pPr>
+    </w:p>
+    <w:p>
+      <w:pPr>
+        <w:spacing w:before="0" w:after="0"/>
+      </w:pPr>
+    </w:p>
+    <w:p>
+      <w:pPr>
+        <w:spacing w:before="0" w:after="0"/>
+      </w:pPr>
+    </w:p>
+    <w:p>
+      <w:pPr>
+        <w:spacing w:before="0" w:after="0"/>
+      </w:pPr>
+    </w:p>
+    <w:p>
+      <w:pPr>
+        <w:spacing w:before="0" w:after="0"/>
+      </w:pPr>
+    </w:p>
+    <w:p>
+      <w:pPr>
+        <w:spacing w:before="0" w:after="0"/>
+      </w:pPr>
+    </w:p>
+    <w:p>
+      <w:pPr>
         <w:spacing w:before="160" w:after="80"/>
       </w:pPr>
       <w:r>
@@ -19604,6 +20729,46 @@
     </w:p>
     <w:p>
       <w:pPr>
+        <w:spacing w:before="0" w:after="0"/>
+      </w:pPr>
+    </w:p>
+    <w:p>
+      <w:pPr>
+        <w:spacing w:before="0" w:after="0"/>
+      </w:pPr>
+    </w:p>
+    <w:p>
+      <w:pPr>
+        <w:spacing w:before="0" w:after="0"/>
+      </w:pPr>
+    </w:p>
+    <w:p>
+      <w:pPr>
+        <w:spacing w:before="0" w:after="0"/>
+      </w:pPr>
+    </w:p>
+    <w:p>
+      <w:pPr>
+        <w:spacing w:before="0" w:after="0"/>
+      </w:pPr>
+    </w:p>
+    <w:p>
+      <w:pPr>
+        <w:spacing w:before="0" w:after="0"/>
+      </w:pPr>
+    </w:p>
+    <w:p>
+      <w:pPr>
+        <w:spacing w:before="0" w:after="0"/>
+      </w:pPr>
+    </w:p>
+    <w:p>
+      <w:pPr>
+        <w:spacing w:before="0" w:after="0"/>
+      </w:pPr>
+    </w:p>
+    <w:p>
+      <w:pPr>
         <w:spacing w:before="160" w:after="80"/>
       </w:pPr>
       <w:r>
@@ -21004,6 +22169,46 @@
         </w:rPr>
         <w:t>。</w:t>
       </w:r>
+    </w:p>
+    <w:p>
+      <w:pPr>
+        <w:spacing w:before="0" w:after="0"/>
+      </w:pPr>
+    </w:p>
+    <w:p>
+      <w:pPr>
+        <w:spacing w:before="0" w:after="0"/>
+      </w:pPr>
+    </w:p>
+    <w:p>
+      <w:pPr>
+        <w:spacing w:before="0" w:after="0"/>
+      </w:pPr>
+    </w:p>
+    <w:p>
+      <w:pPr>
+        <w:spacing w:before="0" w:after="0"/>
+      </w:pPr>
+    </w:p>
+    <w:p>
+      <w:pPr>
+        <w:spacing w:before="0" w:after="0"/>
+      </w:pPr>
+    </w:p>
+    <w:p>
+      <w:pPr>
+        <w:spacing w:before="0" w:after="0"/>
+      </w:pPr>
+    </w:p>
+    <w:p>
+      <w:pPr>
+        <w:spacing w:before="0" w:after="0"/>
+      </w:pPr>
+    </w:p>
+    <w:p>
+      <w:pPr>
+        <w:spacing w:before="0" w:after="0"/>
+      </w:pPr>
     </w:p>
     <w:p>
       <w:pPr>
@@ -22462,6 +23667,46 @@
     </w:p>
     <w:p>
       <w:pPr>
+        <w:spacing w:before="0" w:after="0"/>
+      </w:pPr>
+    </w:p>
+    <w:p>
+      <w:pPr>
+        <w:spacing w:before="0" w:after="0"/>
+      </w:pPr>
+    </w:p>
+    <w:p>
+      <w:pPr>
+        <w:spacing w:before="0" w:after="0"/>
+      </w:pPr>
+    </w:p>
+    <w:p>
+      <w:pPr>
+        <w:spacing w:before="0" w:after="0"/>
+      </w:pPr>
+    </w:p>
+    <w:p>
+      <w:pPr>
+        <w:spacing w:before="0" w:after="0"/>
+      </w:pPr>
+    </w:p>
+    <w:p>
+      <w:pPr>
+        <w:spacing w:before="0" w:after="0"/>
+      </w:pPr>
+    </w:p>
+    <w:p>
+      <w:pPr>
+        <w:spacing w:before="0" w:after="0"/>
+      </w:pPr>
+    </w:p>
+    <w:p>
+      <w:pPr>
+        <w:spacing w:before="0" w:after="0"/>
+      </w:pPr>
+    </w:p>
+    <w:p>
+      <w:pPr>
         <w:spacing w:before="160" w:after="80"/>
       </w:pPr>
       <w:r>
@@ -22938,6 +24183,31 @@
     </w:tbl>
     <w:p>
       <w:pPr>
+        <w:spacing w:before="0" w:after="0"/>
+      </w:pPr>
+    </w:p>
+    <w:p>
+      <w:pPr>
+        <w:spacing w:before="0" w:after="0"/>
+      </w:pPr>
+    </w:p>
+    <w:p>
+      <w:pPr>
+        <w:spacing w:before="0" w:after="0"/>
+      </w:pPr>
+    </w:p>
+    <w:p>
+      <w:pPr>
+        <w:spacing w:before="0" w:after="0"/>
+      </w:pPr>
+    </w:p>
+    <w:p>
+      <w:pPr>
+        <w:spacing w:before="0" w:after="0"/>
+      </w:pPr>
+    </w:p>
+    <w:p>
+      <w:pPr>
         <w:spacing w:before="160" w:after="80"/>
       </w:pPr>
       <w:r>
@@ -24539,6 +25809,46 @@
     </w:p>
     <w:p>
       <w:pPr>
+        <w:spacing w:before="0" w:after="0"/>
+      </w:pPr>
+    </w:p>
+    <w:p>
+      <w:pPr>
+        <w:spacing w:before="0" w:after="0"/>
+      </w:pPr>
+    </w:p>
+    <w:p>
+      <w:pPr>
+        <w:spacing w:before="0" w:after="0"/>
+      </w:pPr>
+    </w:p>
+    <w:p>
+      <w:pPr>
+        <w:spacing w:before="0" w:after="0"/>
+      </w:pPr>
+    </w:p>
+    <w:p>
+      <w:pPr>
+        <w:spacing w:before="0" w:after="0"/>
+      </w:pPr>
+    </w:p>
+    <w:p>
+      <w:pPr>
+        <w:spacing w:before="0" w:after="0"/>
+      </w:pPr>
+    </w:p>
+    <w:p>
+      <w:pPr>
+        <w:spacing w:before="0" w:after="0"/>
+      </w:pPr>
+    </w:p>
+    <w:p>
+      <w:pPr>
+        <w:spacing w:before="0" w:after="0"/>
+      </w:pPr>
+    </w:p>
+    <w:p>
+      <w:pPr>
         <w:spacing w:before="160" w:after="80"/>
       </w:pPr>
       <w:r>
@@ -25217,6 +26527,31 @@
     </w:p>
     <w:p>
       <w:pPr>
+        <w:spacing w:before="0" w:after="0"/>
+      </w:pPr>
+    </w:p>
+    <w:p>
+      <w:pPr>
+        <w:spacing w:before="0" w:after="0"/>
+      </w:pPr>
+    </w:p>
+    <w:p>
+      <w:pPr>
+        <w:spacing w:before="0" w:after="0"/>
+      </w:pPr>
+    </w:p>
+    <w:p>
+      <w:pPr>
+        <w:spacing w:before="0" w:after="0"/>
+      </w:pPr>
+    </w:p>
+    <w:p>
+      <w:pPr>
+        <w:spacing w:before="0" w:after="0"/>
+      </w:pPr>
+    </w:p>
+    <w:p>
+      <w:pPr>
         <w:spacing w:before="160" w:after="80"/>
       </w:pPr>
       <w:r>
@@ -26449,6 +27784,31 @@
         </w:rPr>
         <w:t>？</w:t>
       </w:r>
+    </w:p>
+    <w:p>
+      <w:pPr>
+        <w:spacing w:before="0" w:after="0"/>
+      </w:pPr>
+    </w:p>
+    <w:p>
+      <w:pPr>
+        <w:spacing w:before="0" w:after="0"/>
+      </w:pPr>
+    </w:p>
+    <w:p>
+      <w:pPr>
+        <w:spacing w:before="0" w:after="0"/>
+      </w:pPr>
+    </w:p>
+    <w:p>
+      <w:pPr>
+        <w:spacing w:before="0" w:after="0"/>
+      </w:pPr>
+    </w:p>
+    <w:p>
+      <w:pPr>
+        <w:spacing w:before="0" w:after="0"/>
+      </w:pPr>
     </w:p>
     <w:p>
       <w:pPr>
@@ -27428,6 +28788,31 @@
     </w:p>
     <w:p>
       <w:pPr>
+        <w:spacing w:before="0" w:after="0"/>
+      </w:pPr>
+    </w:p>
+    <w:p>
+      <w:pPr>
+        <w:spacing w:before="0" w:after="0"/>
+      </w:pPr>
+    </w:p>
+    <w:p>
+      <w:pPr>
+        <w:spacing w:before="0" w:after="0"/>
+      </w:pPr>
+    </w:p>
+    <w:p>
+      <w:pPr>
+        <w:spacing w:before="0" w:after="0"/>
+      </w:pPr>
+    </w:p>
+    <w:p>
+      <w:pPr>
+        <w:spacing w:before="0" w:after="0"/>
+      </w:pPr>
+    </w:p>
+    <w:p>
+      <w:pPr>
         <w:spacing w:before="160" w:after="80"/>
       </w:pPr>
       <w:r>
@@ -29009,6 +30394,21 @@
     </w:p>
     <w:p>
       <w:pPr>
+        <w:spacing w:before="0" w:after="0"/>
+      </w:pPr>
+    </w:p>
+    <w:p>
+      <w:pPr>
+        <w:spacing w:before="0" w:after="0"/>
+      </w:pPr>
+    </w:p>
+    <w:p>
+      <w:pPr>
+        <w:spacing w:before="0" w:after="0"/>
+      </w:pPr>
+    </w:p>
+    <w:p>
+      <w:pPr>
         <w:spacing w:before="160" w:after="80"/>
       </w:pPr>
       <w:r>
@@ -30659,6 +32059,21 @@
     </w:p>
     <w:p>
       <w:pPr>
+        <w:spacing w:before="0" w:after="0"/>
+      </w:pPr>
+    </w:p>
+    <w:p>
+      <w:pPr>
+        <w:spacing w:before="0" w:after="0"/>
+      </w:pPr>
+    </w:p>
+    <w:p>
+      <w:pPr>
+        <w:spacing w:before="0" w:after="0"/>
+      </w:pPr>
+    </w:p>
+    <w:p>
+      <w:pPr>
         <w:spacing w:before="160" w:after="80"/>
       </w:pPr>
       <w:r>
@@ -32473,6 +33888,46 @@
           </m:sup>
         </m:sSup>
       </m:oMath>
+    </w:p>
+    <w:p>
+      <w:pPr>
+        <w:spacing w:before="0" w:after="0"/>
+      </w:pPr>
+    </w:p>
+    <w:p>
+      <w:pPr>
+        <w:spacing w:before="0" w:after="0"/>
+      </w:pPr>
+    </w:p>
+    <w:p>
+      <w:pPr>
+        <w:spacing w:before="0" w:after="0"/>
+      </w:pPr>
+    </w:p>
+    <w:p>
+      <w:pPr>
+        <w:spacing w:before="0" w:after="0"/>
+      </w:pPr>
+    </w:p>
+    <w:p>
+      <w:pPr>
+        <w:spacing w:before="0" w:after="0"/>
+      </w:pPr>
+    </w:p>
+    <w:p>
+      <w:pPr>
+        <w:spacing w:before="0" w:after="0"/>
+      </w:pPr>
+    </w:p>
+    <w:p>
+      <w:pPr>
+        <w:spacing w:before="0" w:after="0"/>
+      </w:pPr>
+    </w:p>
+    <w:p>
+      <w:pPr>
+        <w:spacing w:before="0" w:after="0"/>
+      </w:pPr>
     </w:p>
     <w:p>
       <w:pPr>
@@ -33687,6 +35142,31 @@
     </w:tbl>
     <w:p>
       <w:pPr>
+        <w:spacing w:before="0" w:after="0"/>
+      </w:pPr>
+    </w:p>
+    <w:p>
+      <w:pPr>
+        <w:spacing w:before="0" w:after="0"/>
+      </w:pPr>
+    </w:p>
+    <w:p>
+      <w:pPr>
+        <w:spacing w:before="0" w:after="0"/>
+      </w:pPr>
+    </w:p>
+    <w:p>
+      <w:pPr>
+        <w:spacing w:before="0" w:after="0"/>
+      </w:pPr>
+    </w:p>
+    <w:p>
+      <w:pPr>
+        <w:spacing w:before="0" w:after="0"/>
+      </w:pPr>
+    </w:p>
+    <w:p>
+      <w:pPr>
         <w:spacing w:before="160" w:after="80"/>
       </w:pPr>
       <w:r>
@@ -34368,6 +35848,31 @@
     </w:p>
     <w:p>
       <w:pPr>
+        <w:spacing w:before="0" w:after="0"/>
+      </w:pPr>
+    </w:p>
+    <w:p>
+      <w:pPr>
+        <w:spacing w:before="0" w:after="0"/>
+      </w:pPr>
+    </w:p>
+    <w:p>
+      <w:pPr>
+        <w:spacing w:before="0" w:after="0"/>
+      </w:pPr>
+    </w:p>
+    <w:p>
+      <w:pPr>
+        <w:spacing w:before="0" w:after="0"/>
+      </w:pPr>
+    </w:p>
+    <w:p>
+      <w:pPr>
+        <w:spacing w:before="0" w:after="0"/>
+      </w:pPr>
+    </w:p>
+    <w:p>
+      <w:pPr>
         <w:spacing w:before="160" w:after="80"/>
       </w:pPr>
       <w:r>
@@ -34733,6 +36238,31 @@
         </w:rPr>
         <w:t xml:space="preserve">​</w:t>
       </w:r>
+    </w:p>
+    <w:p>
+      <w:pPr>
+        <w:spacing w:before="0" w:after="0"/>
+      </w:pPr>
+    </w:p>
+    <w:p>
+      <w:pPr>
+        <w:spacing w:before="0" w:after="0"/>
+      </w:pPr>
+    </w:p>
+    <w:p>
+      <w:pPr>
+        <w:spacing w:before="0" w:after="0"/>
+      </w:pPr>
+    </w:p>
+    <w:p>
+      <w:pPr>
+        <w:spacing w:before="0" w:after="0"/>
+      </w:pPr>
+    </w:p>
+    <w:p>
+      <w:pPr>
+        <w:spacing w:before="0" w:after="0"/>
+      </w:pPr>
     </w:p>
     <w:p>
       <w:pPr>
@@ -35258,6 +36788,31 @@
     </w:p>
     <w:p>
       <w:pPr>
+        <w:spacing w:before="0" w:after="0"/>
+      </w:pPr>
+    </w:p>
+    <w:p>
+      <w:pPr>
+        <w:spacing w:before="0" w:after="0"/>
+      </w:pPr>
+    </w:p>
+    <w:p>
+      <w:pPr>
+        <w:spacing w:before="0" w:after="0"/>
+      </w:pPr>
+    </w:p>
+    <w:p>
+      <w:pPr>
+        <w:spacing w:before="0" w:after="0"/>
+      </w:pPr>
+    </w:p>
+    <w:p>
+      <w:pPr>
+        <w:spacing w:before="0" w:after="0"/>
+      </w:pPr>
+    </w:p>
+    <w:p>
+      <w:pPr>
         <w:spacing w:before="160" w:after="80"/>
       </w:pPr>
       <w:r>
@@ -35898,6 +37453,21 @@
         </w:rPr>
         <w:t>）</w:t>
       </w:r>
+    </w:p>
+    <w:p>
+      <w:pPr>
+        <w:spacing w:before="0" w:after="0"/>
+      </w:pPr>
+    </w:p>
+    <w:p>
+      <w:pPr>
+        <w:spacing w:before="0" w:after="0"/>
+      </w:pPr>
+    </w:p>
+    <w:p>
+      <w:pPr>
+        <w:spacing w:before="0" w:after="0"/>
+      </w:pPr>
     </w:p>
     <w:p>
       <w:pPr>
@@ -36425,6 +37995,31 @@
         </w:rPr>
         <w:t>。</w:t>
       </w:r>
+    </w:p>
+    <w:p>
+      <w:pPr>
+        <w:spacing w:before="0" w:after="0"/>
+      </w:pPr>
+    </w:p>
+    <w:p>
+      <w:pPr>
+        <w:spacing w:before="0" w:after="0"/>
+      </w:pPr>
+    </w:p>
+    <w:p>
+      <w:pPr>
+        <w:spacing w:before="0" w:after="0"/>
+      </w:pPr>
+    </w:p>
+    <w:p>
+      <w:pPr>
+        <w:spacing w:before="0" w:after="0"/>
+      </w:pPr>
+    </w:p>
+    <w:p>
+      <w:pPr>
+        <w:spacing w:before="0" w:after="0"/>
+      </w:pPr>
     </w:p>
     <w:p>
       <w:pPr>
@@ -37500,6 +39095,31 @@
         </w:tc>
       </w:tr>
     </w:tbl>
+    <w:p>
+      <w:pPr>
+        <w:spacing w:before="0" w:after="0"/>
+      </w:pPr>
+    </w:p>
+    <w:p>
+      <w:pPr>
+        <w:spacing w:before="0" w:after="0"/>
+      </w:pPr>
+    </w:p>
+    <w:p>
+      <w:pPr>
+        <w:spacing w:before="0" w:after="0"/>
+      </w:pPr>
+    </w:p>
+    <w:p>
+      <w:pPr>
+        <w:spacing w:before="0" w:after="0"/>
+      </w:pPr>
+    </w:p>
+    <w:p>
+      <w:pPr>
+        <w:spacing w:before="0" w:after="0"/>
+      </w:pPr>
+    </w:p>
     <w:p>
       <w:pPr>
         <w:spacing w:before="160" w:after="80"/>

--- a/00-首页/题组Word/第一轮习题集/化学原理/热力学习题集-学生版.docx
+++ b/00-首页/题组Word/第一轮习题集/化学原理/热力学习题集-学生版.docx
@@ -19673,7 +19673,7 @@
           </m:e>
           <m:sup>
             <m:r>
-              <m:t>​</m:t>
+              <m:t xml:space="preserve"> </m:t>
             </m:r>
           </m:sup>
         </m:sSup>
@@ -20309,7 +20309,7 @@
           </m:e>
           <m:sup>
             <m:r>
-              <m:t>​</m:t>
+              <m:t xml:space="preserve"> </m:t>
             </m:r>
           </m:sup>
         </m:sSup>
@@ -20469,7 +20469,7 @@
           </m:e>
           <m:sup>
             <m:r>
-              <m:t>​</m:t>
+              <m:t xml:space="preserve"> </m:t>
             </m:r>
           </m:sup>
         </m:sSup>
@@ -22463,7 +22463,7 @@
           </m:e>
           <m:sup>
             <m:r>
-              <m:t>​</m:t>
+              <m:t xml:space="preserve"> </m:t>
             </m:r>
           </m:sup>
         </m:sSup>
@@ -23512,7 +23512,7 @@
           </m:e>
           <m:sup>
             <m:r>
-              <m:t>​</m:t>
+              <m:t xml:space="preserve"> </m:t>
             </m:r>
           </m:sup>
         </m:sSup>
@@ -30536,7 +30536,7 @@
           </m:e>
           <m:sup>
             <m:r>
-              <m:t>​</m:t>
+              <m:t xml:space="preserve"> </m:t>
             </m:r>
           </m:sup>
         </m:sSup>
@@ -31984,7 +31984,7 @@
           </m:e>
           <m:sup>
             <m:r>
-              <m:t>​</m:t>
+              <m:t xml:space="preserve"> </m:t>
             </m:r>
           </m:sup>
         </m:sSup>
@@ -36393,7 +36393,7 @@
           </m:e>
           <m:sup>
             <m:r>
-              <m:t>​</m:t>
+              <m:t xml:space="preserve"> </m:t>
             </m:r>
           </m:sup>
         </m:sSup>
@@ -36525,7 +36525,7 @@
           </m:e>
           <m:sup>
             <m:r>
-              <m:t>​</m:t>
+              <m:t xml:space="preserve"> </m:t>
             </m:r>
           </m:sup>
         </m:sSup>
@@ -36572,7 +36572,7 @@
           </m:e>
           <m:sup>
             <m:r>
-              <m:t>​</m:t>
+              <m:t xml:space="preserve"> </m:t>
             </m:r>
           </m:sup>
         </m:sSup>
@@ -36754,7 +36754,7 @@
           </m:e>
           <m:sup>
             <m:r>
-              <m:t>​</m:t>
+              <m:t xml:space="preserve"> </m:t>
             </m:r>
           </m:sup>
         </m:sSup>
@@ -37606,7 +37606,7 @@
           </m:e>
           <m:sup>
             <m:r>
-              <m:t>​</m:t>
+              <m:t xml:space="preserve"> </m:t>
             </m:r>
           </m:sup>
         </m:sSup>
@@ -37671,7 +37671,7 @@
           </m:e>
           <m:sup>
             <m:r>
-              <m:t>​</m:t>
+              <m:t xml:space="preserve"> </m:t>
             </m:r>
           </m:sup>
         </m:sSup>

--- a/00-首页/题组Word/第一轮习题集/化学原理/热力学习题集-学生版.docx
+++ b/00-首页/题组Word/第一轮习题集/化学原理/热力学习题集-学生版.docx
@@ -1316,6 +1316,14 @@
       <w:tblPr>
         <w:tblStyle w:val="Table"/>
         <w:tblW w:type="auto" w:w="0"/>
+        <w:tblBorders>
+          <w:top w:val="single" w:sz="12" w:space="0" w:color="000000"/>
+          <w:left w:val="none" w:sz="0" w:space="0" w:color="auto"/>
+          <w:bottom w:val="single" w:sz="12" w:space="0" w:color="000000"/>
+          <w:right w:val="none" w:sz="0" w:space="0" w:color="auto"/>
+          <w:insideH w:val="none" w:sz="0" w:space="0" w:color="auto"/>
+          <w:insideV w:val="none" w:sz="0" w:space="0" w:color="auto"/>
+        </w:tblBorders>
         <w:tblLook w:firstRow="1" w:lastRow="0" w:firstColumn="0" w:lastColumn="0" w:noHBand="0" w:noVBand="0" w:val="0020"/>
       </w:tblPr>
       <w:tblGrid>
@@ -1329,7 +1337,11 @@
           <w:tblHeader w:val="on"/>
         </w:trPr>
         <w:tc>
-          <w:tcPr/>
+          <w:tcPr>
+            <w:tcBorders>
+              <w:bottom w:val="single" w:sz="8" w:space="0" w:color="000000"/>
+            </w:tcBorders>
+          </w:tcPr>
           <w:p>
             <w:pPr>
               <w:pStyle w:val="Compact"/>
@@ -1345,7 +1357,11 @@
           </w:p>
         </w:tc>
         <w:tc>
-          <w:tcPr/>
+          <w:tcPr>
+            <w:tcBorders>
+              <w:bottom w:val="single" w:sz="8" w:space="0" w:color="000000"/>
+            </w:tcBorders>
+          </w:tcPr>
           <w:p>
             <w:pPr>
               <w:pStyle w:val="Compact"/>
@@ -1361,7 +1377,11 @@
           </w:p>
         </w:tc>
         <w:tc>
-          <w:tcPr/>
+          <w:tcPr>
+            <w:tcBorders>
+              <w:bottom w:val="single" w:sz="8" w:space="0" w:color="000000"/>
+            </w:tcBorders>
+          </w:tcPr>
           <w:p>
             <w:pPr>
               <w:pStyle w:val="Compact"/>
@@ -1377,7 +1397,11 @@
           </w:p>
         </w:tc>
         <w:tc>
-          <w:tcPr/>
+          <w:tcPr>
+            <w:tcBorders>
+              <w:bottom w:val="single" w:sz="8" w:space="0" w:color="000000"/>
+            </w:tcBorders>
+          </w:tcPr>
           <w:p>
             <w:pPr>
               <w:pStyle w:val="Compact"/>
@@ -3388,6 +3412,14 @@
       <w:tblPr>
         <w:tblStyle w:val="Table"/>
         <w:tblW w:type="auto" w:w="0"/>
+        <w:tblBorders>
+          <w:top w:val="single" w:sz="12" w:space="0" w:color="000000"/>
+          <w:left w:val="none" w:sz="0" w:space="0" w:color="auto"/>
+          <w:bottom w:val="single" w:sz="12" w:space="0" w:color="000000"/>
+          <w:right w:val="none" w:sz="0" w:space="0" w:color="auto"/>
+          <w:insideH w:val="none" w:sz="0" w:space="0" w:color="auto"/>
+          <w:insideV w:val="none" w:sz="0" w:space="0" w:color="auto"/>
+        </w:tblBorders>
         <w:tblLook w:firstRow="1" w:lastRow="0" w:firstColumn="0" w:lastColumn="0" w:noHBand="0" w:noVBand="0" w:val="0020"/>
       </w:tblPr>
       <w:tblGrid>
@@ -3402,7 +3434,11 @@
           <w:tblHeader w:val="on"/>
         </w:trPr>
         <w:tc>
-          <w:tcPr/>
+          <w:tcPr>
+            <w:tcBorders>
+              <w:bottom w:val="single" w:sz="8" w:space="0" w:color="000000"/>
+            </w:tcBorders>
+          </w:tcPr>
           <w:p>
             <w:pPr>
               <w:pStyle w:val="Compact"/>
@@ -3411,7 +3447,11 @@
           </w:p>
         </w:tc>
         <w:tc>
-          <w:tcPr/>
+          <w:tcPr>
+            <w:tcBorders>
+              <w:bottom w:val="single" w:sz="8" w:space="0" w:color="000000"/>
+            </w:tcBorders>
+          </w:tcPr>
           <w:p>
             <w:pPr>
               <w:pStyle w:val="Compact"/>
@@ -3427,7 +3467,11 @@
           </w:p>
         </w:tc>
         <w:tc>
-          <w:tcPr/>
+          <w:tcPr>
+            <w:tcBorders>
+              <w:bottom w:val="single" w:sz="8" w:space="0" w:color="000000"/>
+            </w:tcBorders>
+          </w:tcPr>
           <w:p>
             <w:pPr>
               <w:pStyle w:val="Compact"/>
@@ -3443,7 +3487,11 @@
           </w:p>
         </w:tc>
         <w:tc>
-          <w:tcPr/>
+          <w:tcPr>
+            <w:tcBorders>
+              <w:bottom w:val="single" w:sz="8" w:space="0" w:color="000000"/>
+            </w:tcBorders>
+          </w:tcPr>
           <w:p>
             <w:pPr>
               <w:pStyle w:val="Compact"/>
@@ -3459,7 +3507,11 @@
           </w:p>
         </w:tc>
         <w:tc>
-          <w:tcPr/>
+          <w:tcPr>
+            <w:tcBorders>
+              <w:bottom w:val="single" w:sz="8" w:space="0" w:color="000000"/>
+            </w:tcBorders>
+          </w:tcPr>
           <w:p>
             <w:pPr>
               <w:pStyle w:val="Compact"/>
@@ -9502,6 +9554,14 @@
       <w:tblPr>
         <w:tblStyle w:val="Table"/>
         <w:tblW w:type="auto" w:w="0"/>
+        <w:tblBorders>
+          <w:top w:val="single" w:sz="12" w:space="0" w:color="000000"/>
+          <w:left w:val="none" w:sz="0" w:space="0" w:color="auto"/>
+          <w:bottom w:val="single" w:sz="12" w:space="0" w:color="000000"/>
+          <w:right w:val="none" w:sz="0" w:space="0" w:color="auto"/>
+          <w:insideH w:val="none" w:sz="0" w:space="0" w:color="auto"/>
+          <w:insideV w:val="none" w:sz="0" w:space="0" w:color="auto"/>
+        </w:tblBorders>
         <w:tblLook w:firstRow="1" w:lastRow="0" w:firstColumn="0" w:lastColumn="0" w:noHBand="0" w:noVBand="0" w:val="0020"/>
       </w:tblPr>
       <w:tblGrid>
@@ -9514,7 +9574,11 @@
           <w:tblHeader w:val="on"/>
         </w:trPr>
         <w:tc>
-          <w:tcPr/>
+          <w:tcPr>
+            <w:tcBorders>
+              <w:bottom w:val="single" w:sz="8" w:space="0" w:color="000000"/>
+            </w:tcBorders>
+          </w:tcPr>
           <w:p>
             <w:pPr>
               <w:pStyle w:val="Compact"/>
@@ -9530,7 +9594,11 @@
           </w:p>
         </w:tc>
         <w:tc>
-          <w:tcPr/>
+          <w:tcPr>
+            <w:tcBorders>
+              <w:bottom w:val="single" w:sz="8" w:space="0" w:color="000000"/>
+            </w:tcBorders>
+          </w:tcPr>
           <w:p>
             <w:pPr>
               <w:pStyle w:val="Compact"/>
@@ -9546,7 +9614,11 @@
           </w:p>
         </w:tc>
         <w:tc>
-          <w:tcPr/>
+          <w:tcPr>
+            <w:tcBorders>
+              <w:bottom w:val="single" w:sz="8" w:space="0" w:color="000000"/>
+            </w:tcBorders>
+          </w:tcPr>
           <w:p>
             <w:pPr>
               <w:pStyle w:val="Compact"/>
@@ -12783,6 +12855,14 @@
       <w:tblPr>
         <w:tblStyle w:val="Table"/>
         <w:tblW w:type="auto" w:w="0"/>
+        <w:tblBorders>
+          <w:top w:val="single" w:sz="12" w:space="0" w:color="000000"/>
+          <w:left w:val="none" w:sz="0" w:space="0" w:color="auto"/>
+          <w:bottom w:val="single" w:sz="12" w:space="0" w:color="000000"/>
+          <w:right w:val="none" w:sz="0" w:space="0" w:color="auto"/>
+          <w:insideH w:val="none" w:sz="0" w:space="0" w:color="auto"/>
+          <w:insideV w:val="none" w:sz="0" w:space="0" w:color="auto"/>
+        </w:tblBorders>
         <w:tblLook w:firstRow="1" w:lastRow="0" w:firstColumn="0" w:lastColumn="0" w:noHBand="0" w:noVBand="0" w:val="0020"/>
       </w:tblPr>
       <w:tblGrid>
@@ -12794,7 +12874,11 @@
           <w:tblHeader w:val="on"/>
         </w:trPr>
         <w:tc>
-          <w:tcPr/>
+          <w:tcPr>
+            <w:tcBorders>
+              <w:bottom w:val="single" w:sz="8" w:space="0" w:color="000000"/>
+            </w:tcBorders>
+          </w:tcPr>
           <w:p>
             <w:pPr>
               <w:pStyle w:val="Compact"/>
@@ -12810,7 +12894,11 @@
           </w:p>
         </w:tc>
         <w:tc>
-          <w:tcPr/>
+          <w:tcPr>
+            <w:tcBorders>
+              <w:bottom w:val="single" w:sz="8" w:space="0" w:color="000000"/>
+            </w:tcBorders>
+          </w:tcPr>
           <w:p>
             <w:pPr>
               <w:pStyle w:val="Compact"/>
@@ -16228,6 +16316,14 @@
       <w:tblPr>
         <w:tblStyle w:val="Table"/>
         <w:tblW w:type="auto" w:w="0"/>
+        <w:tblBorders>
+          <w:top w:val="single" w:sz="12" w:space="0" w:color="000000"/>
+          <w:left w:val="none" w:sz="0" w:space="0" w:color="auto"/>
+          <w:bottom w:val="single" w:sz="12" w:space="0" w:color="000000"/>
+          <w:right w:val="none" w:sz="0" w:space="0" w:color="auto"/>
+          <w:insideH w:val="none" w:sz="0" w:space="0" w:color="auto"/>
+          <w:insideV w:val="none" w:sz="0" w:space="0" w:color="auto"/>
+        </w:tblBorders>
         <w:tblLook w:firstRow="1" w:lastRow="0" w:firstColumn="0" w:lastColumn="0" w:noHBand="0" w:noVBand="0" w:val="0020"/>
       </w:tblPr>
       <w:tblGrid>
@@ -16240,7 +16336,11 @@
           <w:tblHeader w:val="on"/>
         </w:trPr>
         <w:tc>
-          <w:tcPr/>
+          <w:tcPr>
+            <w:tcBorders>
+              <w:bottom w:val="single" w:sz="8" w:space="0" w:color="000000"/>
+            </w:tcBorders>
+          </w:tcPr>
           <w:p>
             <w:pPr>
               <w:pStyle w:val="Compact"/>
@@ -16249,7 +16349,11 @@
           </w:p>
         </w:tc>
         <w:tc>
-          <w:tcPr/>
+          <w:tcPr>
+            <w:tcBorders>
+              <w:bottom w:val="single" w:sz="8" w:space="0" w:color="000000"/>
+            </w:tcBorders>
+          </w:tcPr>
           <w:p>
             <w:pPr>
               <w:pStyle w:val="Compact"/>
@@ -16265,7 +16369,11 @@
           </w:p>
         </w:tc>
         <w:tc>
-          <w:tcPr/>
+          <w:tcPr>
+            <w:tcBorders>
+              <w:bottom w:val="single" w:sz="8" w:space="0" w:color="000000"/>
+            </w:tcBorders>
+          </w:tcPr>
           <w:p>
             <w:pPr>
               <w:pStyle w:val="Compact"/>
@@ -18991,6 +19099,14 @@
       <w:tblPr>
         <w:tblStyle w:val="Table"/>
         <w:tblW w:type="auto" w:w="0"/>
+        <w:tblBorders>
+          <w:top w:val="single" w:sz="12" w:space="0" w:color="000000"/>
+          <w:left w:val="none" w:sz="0" w:space="0" w:color="auto"/>
+          <w:bottom w:val="single" w:sz="12" w:space="0" w:color="000000"/>
+          <w:right w:val="none" w:sz="0" w:space="0" w:color="auto"/>
+          <w:insideH w:val="none" w:sz="0" w:space="0" w:color="auto"/>
+          <w:insideV w:val="none" w:sz="0" w:space="0" w:color="auto"/>
+        </w:tblBorders>
         <w:tblLook w:firstRow="1" w:lastRow="0" w:firstColumn="0" w:lastColumn="0" w:noHBand="0" w:noVBand="0" w:val="0020"/>
       </w:tblPr>
       <w:tblGrid>
@@ -19003,7 +19119,11 @@
           <w:tblHeader w:val="on"/>
         </w:trPr>
         <w:tc>
-          <w:tcPr/>
+          <w:tcPr>
+            <w:tcBorders>
+              <w:bottom w:val="single" w:sz="8" w:space="0" w:color="000000"/>
+            </w:tcBorders>
+          </w:tcPr>
           <w:p>
             <w:pPr>
               <w:pStyle w:val="Compact"/>
@@ -19019,7 +19139,11 @@
           </w:p>
         </w:tc>
         <w:tc>
-          <w:tcPr/>
+          <w:tcPr>
+            <w:tcBorders>
+              <w:bottom w:val="single" w:sz="8" w:space="0" w:color="000000"/>
+            </w:tcBorders>
+          </w:tcPr>
           <w:p>
             <w:pPr>
               <w:pStyle w:val="Compact"/>
@@ -19035,7 +19159,11 @@
           </w:p>
         </w:tc>
         <w:tc>
-          <w:tcPr/>
+          <w:tcPr>
+            <w:tcBorders>
+              <w:bottom w:val="single" w:sz="8" w:space="0" w:color="000000"/>
+            </w:tcBorders>
+          </w:tcPr>
           <w:p>
             <w:pPr>
               <w:pStyle w:val="Compact"/>
@@ -22555,6 +22683,14 @@
         <w:tblStyle w:val="Table"/>
         <w:tblW w:type="pct" w:w="5000"/>
         <w:tblLayout w:type="fixed"/>
+        <w:tblBorders>
+          <w:top w:val="single" w:sz="12" w:space="0" w:color="000000"/>
+          <w:left w:val="none" w:sz="0" w:space="0" w:color="auto"/>
+          <w:bottom w:val="single" w:sz="12" w:space="0" w:color="000000"/>
+          <w:right w:val="none" w:sz="0" w:space="0" w:color="auto"/>
+          <w:insideH w:val="none" w:sz="0" w:space="0" w:color="auto"/>
+          <w:insideV w:val="none" w:sz="0" w:space="0" w:color="auto"/>
+        </w:tblBorders>
         <w:tblLook w:firstRow="1" w:lastRow="0" w:firstColumn="0" w:lastColumn="0" w:noHBand="0" w:noVBand="0" w:val="0020"/>
       </w:tblPr>
       <w:tblGrid>
@@ -22571,7 +22707,11 @@
           <w:tblHeader w:val="on"/>
         </w:trPr>
         <w:tc>
-          <w:tcPr/>
+          <w:tcPr>
+            <w:tcBorders>
+              <w:bottom w:val="single" w:sz="8" w:space="0" w:color="000000"/>
+            </w:tcBorders>
+          </w:tcPr>
           <w:p>
             <w:pPr>
               <w:pStyle w:val="Compact"/>
@@ -22587,7 +22727,11 @@
           </w:p>
         </w:tc>
         <w:tc>
-          <w:tcPr/>
+          <w:tcPr>
+            <w:tcBorders>
+              <w:bottom w:val="single" w:sz="8" w:space="0" w:color="000000"/>
+            </w:tcBorders>
+          </w:tcPr>
           <w:p>
             <w:pPr>
               <w:pStyle w:val="Compact"/>
@@ -22659,7 +22803,11 @@
           </w:p>
         </w:tc>
         <w:tc>
-          <w:tcPr/>
+          <w:tcPr>
+            <w:tcBorders>
+              <w:bottom w:val="single" w:sz="8" w:space="0" w:color="000000"/>
+            </w:tcBorders>
+          </w:tcPr>
           <w:p>
             <w:pPr>
               <w:pStyle w:val="Compact"/>
@@ -22731,7 +22879,11 @@
           </w:p>
         </w:tc>
         <w:tc>
-          <w:tcPr/>
+          <w:tcPr>
+            <w:tcBorders>
+              <w:bottom w:val="single" w:sz="8" w:space="0" w:color="000000"/>
+            </w:tcBorders>
+          </w:tcPr>
           <w:p>
             <w:pPr>
               <w:pStyle w:val="Compact"/>
@@ -22785,7 +22937,11 @@
           </w:p>
         </w:tc>
         <w:tc>
-          <w:tcPr/>
+          <w:tcPr>
+            <w:tcBorders>
+              <w:bottom w:val="single" w:sz="8" w:space="0" w:color="000000"/>
+            </w:tcBorders>
+          </w:tcPr>
           <w:p>
             <w:pPr>
               <w:pStyle w:val="Compact"/>
@@ -22845,7 +23001,11 @@
           </w:p>
         </w:tc>
         <w:tc>
-          <w:tcPr/>
+          <w:tcPr>
+            <w:tcBorders>
+              <w:bottom w:val="single" w:sz="8" w:space="0" w:color="000000"/>
+            </w:tcBorders>
+          </w:tcPr>
           <w:p>
             <w:pPr>
               <w:pStyle w:val="Compact"/>
@@ -22905,7 +23065,11 @@
           </w:p>
         </w:tc>
         <w:tc>
-          <w:tcPr/>
+          <w:tcPr>
+            <w:tcBorders>
+              <w:bottom w:val="single" w:sz="8" w:space="0" w:color="000000"/>
+            </w:tcBorders>
+          </w:tcPr>
           <w:p>
             <w:pPr>
               <w:pStyle w:val="Compact"/>
@@ -23926,6 +24090,14 @@
       <w:tblPr>
         <w:tblStyle w:val="Table"/>
         <w:tblW w:type="auto" w:w="0"/>
+        <w:tblBorders>
+          <w:top w:val="single" w:sz="12" w:space="0" w:color="000000"/>
+          <w:left w:val="none" w:sz="0" w:space="0" w:color="auto"/>
+          <w:bottom w:val="single" w:sz="12" w:space="0" w:color="000000"/>
+          <w:right w:val="none" w:sz="0" w:space="0" w:color="auto"/>
+          <w:insideH w:val="none" w:sz="0" w:space="0" w:color="auto"/>
+          <w:insideV w:val="none" w:sz="0" w:space="0" w:color="auto"/>
+        </w:tblBorders>
         <w:tblLook w:firstRow="1" w:lastRow="0" w:firstColumn="0" w:lastColumn="0" w:noHBand="0" w:noVBand="0" w:val="0020"/>
       </w:tblPr>
       <w:tblGrid>
@@ -23937,7 +24109,11 @@
           <w:tblHeader w:val="on"/>
         </w:trPr>
         <w:tc>
-          <w:tcPr/>
+          <w:tcPr>
+            <w:tcBorders>
+              <w:bottom w:val="single" w:sz="8" w:space="0" w:color="000000"/>
+            </w:tcBorders>
+          </w:tcPr>
           <w:p>
             <w:pPr>
               <w:pStyle w:val="Compact"/>
@@ -23960,7 +24136,11 @@
           </w:p>
         </w:tc>
         <w:tc>
-          <w:tcPr/>
+          <w:tcPr>
+            <w:tcBorders>
+              <w:bottom w:val="single" w:sz="8" w:space="0" w:color="000000"/>
+            </w:tcBorders>
+          </w:tcPr>
           <w:p>
             <w:pPr>
               <w:pStyle w:val="Compact"/>
@@ -34400,6 +34580,14 @@
         <w:tblStyle w:val="Table"/>
         <w:tblW w:type="pct" w:w="5000"/>
         <w:tblLayout w:type="fixed"/>
+        <w:tblBorders>
+          <w:top w:val="single" w:sz="12" w:space="0" w:color="000000"/>
+          <w:left w:val="none" w:sz="0" w:space="0" w:color="auto"/>
+          <w:bottom w:val="single" w:sz="12" w:space="0" w:color="000000"/>
+          <w:right w:val="none" w:sz="0" w:space="0" w:color="auto"/>
+          <w:insideH w:val="none" w:sz="0" w:space="0" w:color="auto"/>
+          <w:insideV w:val="none" w:sz="0" w:space="0" w:color="auto"/>
+        </w:tblBorders>
         <w:tblLook w:firstRow="1" w:lastRow="0" w:firstColumn="0" w:lastColumn="0" w:noHBand="0" w:noVBand="0" w:val="0020"/>
       </w:tblPr>
       <w:tblGrid>
@@ -34412,7 +34600,11 @@
           <w:tblHeader w:val="on"/>
         </w:trPr>
         <w:tc>
-          <w:tcPr/>
+          <w:tcPr>
+            <w:tcBorders>
+              <w:bottom w:val="single" w:sz="8" w:space="0" w:color="000000"/>
+            </w:tcBorders>
+          </w:tcPr>
           <w:p>
             <w:pPr>
               <w:pStyle w:val="Compact"/>
@@ -34428,7 +34620,11 @@
           </w:p>
         </w:tc>
         <w:tc>
-          <w:tcPr/>
+          <w:tcPr>
+            <w:tcBorders>
+              <w:bottom w:val="single" w:sz="8" w:space="0" w:color="000000"/>
+            </w:tcBorders>
+          </w:tcPr>
           <w:p>
             <w:pPr>
               <w:pStyle w:val="Compact"/>
@@ -34535,7 +34731,11 @@
           </w:p>
         </w:tc>
         <w:tc>
-          <w:tcPr/>
+          <w:tcPr>
+            <w:tcBorders>
+              <w:bottom w:val="single" w:sz="8" w:space="0" w:color="000000"/>
+            </w:tcBorders>
+          </w:tcPr>
           <w:p>
             <w:pPr>
               <w:pStyle w:val="Compact"/>
@@ -38564,6 +38764,14 @@
         <w:tblStyle w:val="Table"/>
         <w:tblW w:type="pct" w:w="5000"/>
         <w:tblLayout w:type="fixed"/>
+        <w:tblBorders>
+          <w:top w:val="single" w:sz="12" w:space="0" w:color="000000"/>
+          <w:left w:val="none" w:sz="0" w:space="0" w:color="auto"/>
+          <w:bottom w:val="single" w:sz="12" w:space="0" w:color="000000"/>
+          <w:right w:val="none" w:sz="0" w:space="0" w:color="auto"/>
+          <w:insideH w:val="none" w:sz="0" w:space="0" w:color="auto"/>
+          <w:insideV w:val="none" w:sz="0" w:space="0" w:color="auto"/>
+        </w:tblBorders>
         <w:tblLook w:firstRow="1" w:lastRow="0" w:firstColumn="0" w:lastColumn="0" w:noHBand="0" w:noVBand="0" w:val="0020"/>
       </w:tblPr>
       <w:tblGrid>
@@ -38576,7 +38784,11 @@
           <w:tblHeader w:val="on"/>
         </w:trPr>
         <w:tc>
-          <w:tcPr/>
+          <w:tcPr>
+            <w:tcBorders>
+              <w:bottom w:val="single" w:sz="8" w:space="0" w:color="000000"/>
+            </w:tcBorders>
+          </w:tcPr>
           <w:p>
             <w:pPr>
               <w:pStyle w:val="Compact"/>
@@ -38585,7 +38797,11 @@
           </w:p>
         </w:tc>
         <w:tc>
-          <w:tcPr/>
+          <w:tcPr>
+            <w:tcBorders>
+              <w:bottom w:val="single" w:sz="8" w:space="0" w:color="000000"/>
+            </w:tcBorders>
+          </w:tcPr>
           <w:p>
             <w:pPr>
               <w:pStyle w:val="Compact"/>
@@ -38651,7 +38867,11 @@
           </w:p>
         </w:tc>
         <w:tc>
-          <w:tcPr/>
+          <w:tcPr>
+            <w:tcBorders>
+              <w:bottom w:val="single" w:sz="8" w:space="0" w:color="000000"/>
+            </w:tcBorders>
+          </w:tcPr>
           <w:p>
             <w:pPr>
               <w:pStyle w:val="Compact"/>
@@ -40447,7 +40667,7 @@
     <ns0:rPr>
       <ns0:rFonts ns0:ascii="Times New Roman" ns0:cs="Times New Roman" ns0:eastAsia="SimHei" ns0:hAnsi="Times New Roman"/>
       <ns0:b/>
-      <ns0:color ns0:val="17324D"/>
+      <ns0:color ns0:val="000000"/>
       <ns0:sz ns0:val="44"/>
       <ns0:szCs ns0:val="56"/>
     </ns0:rPr>
@@ -40589,7 +40809,7 @@
     <ns0:rPr>
       <ns0:rFonts ns0:ascii="Times New Roman" ns0:cs="Times New Roman" ns0:eastAsia="SimHei" ns0:hAnsi="Times New Roman"/>
       <ns0:b/>
-      <ns0:color ns0:val="17324D"/>
+      <ns0:color ns0:val="000000"/>
       <ns0:sz ns0:val="32"/>
       <ns0:szCs ns0:val="40"/>
     </ns0:rPr>
@@ -40613,7 +40833,7 @@
     <ns0:rPr>
       <ns0:rFonts ns0:ascii="Times New Roman" ns0:cs="Times New Roman" ns0:eastAsia="SimHei" ns0:hAnsi="Times New Roman"/>
       <ns0:b/>
-      <ns0:color ns0:val="17324D"/>
+      <ns0:color ns0:val="000000"/>
       <ns0:sz ns0:val="28"/>
       <ns0:szCs ns0:val="32"/>
     </ns0:rPr>
@@ -40637,7 +40857,7 @@
     <ns0:rPr>
       <ns0:rFonts ns0:ascii="Times New Roman" ns0:cs="Times New Roman" ns0:eastAsia="SimHei" ns0:hAnsi="Times New Roman"/>
       <ns0:b/>
-      <ns0:color ns0:val="17324D"/>
+      <ns0:color ns0:val="000000"/>
       <ns0:sz ns0:val="25"/>
       <ns0:szCs ns0:val="28"/>
     </ns0:rPr>
